--- a/Modulo 2 - SQL/W8D4 - Esercizio - TOYS GROUP.docx
+++ b/Modulo 2 - SQL/W8D4 - Esercizio - TOYS GROUP.docx
@@ -4,6 +4,1536 @@
   <w:body>
     <w:p>
       <w:pPr>
+        <w:rPr>
+          <w:b/>
+          <w:bCs/>
+          <w:lang w:val="it-IT"/>
+        </w:rPr>
+      </w:pPr>
+      <w:r>
+        <w:rPr>
+          <w:b/>
+          <w:bCs/>
+          <w:lang w:val="it-IT"/>
+        </w:rPr>
+        <w:t>Questions</w:t>
+      </w:r>
+    </w:p>
+    <w:p>
+      <w:pPr>
+        <w:pStyle w:val="Paragrafoelenco"/>
+        <w:numPr>
+          <w:ilvl w:val="0"/>
+          <w:numId w:val="16"/>
+        </w:numPr>
+        <w:spacing w:after="0"/>
+        <w:rPr>
+          <w:lang w:val="it-IT"/>
+        </w:rPr>
+      </w:pPr>
+      <w:r>
+        <w:rPr>
+          <w:lang w:val="it-IT"/>
+        </w:rPr>
+        <w:t>Cosa si intende per database?</w:t>
+      </w:r>
+    </w:p>
+    <w:p>
+      <w:pPr>
+        <w:pStyle w:val="Paragrafoelenco"/>
+        <w:ind w:left="360"/>
+        <w:rPr>
+          <w:lang w:val="it-IT"/>
+        </w:rPr>
+      </w:pPr>
+      <w:r>
+        <w:rPr>
+          <w:lang w:val="it-IT"/>
+        </w:rPr>
+        <w:t xml:space="preserve">Un database è un </w:t>
+      </w:r>
+      <w:r>
+        <w:rPr>
+          <w:lang w:val="it-IT"/>
+        </w:rPr>
+        <w:t xml:space="preserve">sistema strutturato dove </w:t>
+      </w:r>
+      <w:r>
+        <w:rPr>
+          <w:lang w:val="it-IT"/>
+        </w:rPr>
+        <w:t xml:space="preserve">le informazioni vengono organizzate in modo ordinato. La sua struttura permette di </w:t>
+      </w:r>
+      <w:r>
+        <w:rPr>
+          <w:lang w:val="it-IT"/>
+        </w:rPr>
+        <w:t>fare le ricerche più precise è a lo stesso tempo si può</w:t>
+      </w:r>
+      <w:r>
+        <w:rPr>
+          <w:lang w:val="it-IT"/>
+        </w:rPr>
+        <w:t xml:space="preserve"> modificare e gestire i dati memorizzati in modo rapido ed efficiente</w:t>
+      </w:r>
+      <w:r>
+        <w:rPr>
+          <w:lang w:val="it-IT"/>
+        </w:rPr>
+        <w:t>.</w:t>
+      </w:r>
+    </w:p>
+    <w:p>
+      <w:pPr>
+        <w:pStyle w:val="Paragrafoelenco"/>
+        <w:spacing w:after="0"/>
+        <w:ind w:left="360"/>
+        <w:rPr>
+          <w:lang w:val="it-IT"/>
+        </w:rPr>
+      </w:pPr>
+    </w:p>
+    <w:p>
+      <w:pPr>
+        <w:pStyle w:val="Paragrafoelenco"/>
+        <w:numPr>
+          <w:ilvl w:val="0"/>
+          <w:numId w:val="16"/>
+        </w:numPr>
+        <w:spacing w:after="0"/>
+        <w:rPr>
+          <w:lang w:val="it-IT"/>
+        </w:rPr>
+      </w:pPr>
+      <w:r>
+        <w:rPr>
+          <w:lang w:val="it-IT"/>
+        </w:rPr>
+        <w:t>Cos’è un DBMS?</w:t>
+      </w:r>
+    </w:p>
+    <w:p>
+      <w:pPr>
+        <w:pStyle w:val="Paragrafoelenco"/>
+        <w:ind w:left="360"/>
+        <w:rPr>
+          <w:lang w:val="it-IT"/>
+        </w:rPr>
+      </w:pPr>
+      <w:r>
+        <w:rPr>
+          <w:lang w:val="it-IT"/>
+        </w:rPr>
+        <w:t xml:space="preserve">Un Database Management System </w:t>
+      </w:r>
+      <w:r>
+        <w:rPr>
+          <w:lang w:val="it-IT"/>
+        </w:rPr>
+        <w:t>è il software che permette di creare, gestire e interagire con un database</w:t>
+      </w:r>
+      <w:r>
+        <w:rPr>
+          <w:lang w:val="it-IT"/>
+        </w:rPr>
+        <w:t>, per esempio MySQL.</w:t>
+      </w:r>
+    </w:p>
+    <w:p>
+      <w:pPr>
+        <w:pStyle w:val="Paragrafoelenco"/>
+        <w:spacing w:after="0"/>
+        <w:ind w:left="360"/>
+        <w:rPr>
+          <w:lang w:val="it-IT"/>
+        </w:rPr>
+      </w:pPr>
+    </w:p>
+    <w:p>
+      <w:pPr>
+        <w:pStyle w:val="Paragrafoelenco"/>
+        <w:numPr>
+          <w:ilvl w:val="0"/>
+          <w:numId w:val="16"/>
+        </w:numPr>
+        <w:spacing w:after="0"/>
+        <w:rPr>
+          <w:lang w:val="it-IT"/>
+        </w:rPr>
+      </w:pPr>
+      <w:r>
+        <w:rPr>
+          <w:lang w:val="it-IT"/>
+        </w:rPr>
+        <w:t>Indica le principali clausole di uno statement SELECT in ordine di esecuzione logica. Descrivi per ciascuna delle clausole indicate la logica di funzionamento.</w:t>
+      </w:r>
+    </w:p>
+    <w:p>
+      <w:pPr>
+        <w:pStyle w:val="Paragrafoelenco"/>
+        <w:ind w:left="360"/>
+        <w:rPr>
+          <w:b/>
+          <w:bCs/>
+          <w:lang w:val="it-IT"/>
+        </w:rPr>
+      </w:pPr>
+      <w:r>
+        <w:rPr>
+          <w:b/>
+          <w:bCs/>
+          <w:lang w:val="it-IT"/>
+        </w:rPr>
+        <w:t xml:space="preserve">Esecuzione </w:t>
+      </w:r>
+      <w:r>
+        <w:rPr>
+          <w:b/>
+          <w:bCs/>
+          <w:lang w:val="it-IT"/>
+        </w:rPr>
+        <w:t>logica</w:t>
+      </w:r>
+      <w:r>
+        <w:rPr>
+          <w:b/>
+          <w:bCs/>
+          <w:lang w:val="it-IT"/>
+        </w:rPr>
+        <w:t>:</w:t>
+      </w:r>
+    </w:p>
+    <w:p>
+      <w:pPr>
+        <w:pStyle w:val="Paragrafoelenco"/>
+        <w:numPr>
+          <w:ilvl w:val="1"/>
+          <w:numId w:val="16"/>
+        </w:numPr>
+        <w:rPr>
+          <w:lang w:val="it-IT"/>
+        </w:rPr>
+      </w:pPr>
+      <w:r>
+        <w:rPr>
+          <w:b/>
+          <w:bCs/>
+          <w:lang w:val="it-IT"/>
+        </w:rPr>
+        <w:t>FROM e JOIN</w:t>
+      </w:r>
+      <w:r>
+        <w:rPr>
+          <w:lang w:val="it-IT"/>
+        </w:rPr>
+        <w:t>: Il</w:t>
+      </w:r>
+      <w:r>
+        <w:rPr>
+          <w:lang w:val="it-IT"/>
+        </w:rPr>
+        <w:t xml:space="preserve"> database</w:t>
+      </w:r>
+      <w:r>
+        <w:rPr>
+          <w:lang w:val="it-IT"/>
+        </w:rPr>
+        <w:t xml:space="preserve"> individua le tabelle da cui prelevare i dati e unisce eventuali tabelle correlate.</w:t>
+      </w:r>
+    </w:p>
+    <w:p>
+      <w:pPr>
+        <w:pStyle w:val="Paragrafoelenco"/>
+        <w:numPr>
+          <w:ilvl w:val="1"/>
+          <w:numId w:val="16"/>
+        </w:numPr>
+        <w:rPr>
+          <w:lang w:val="it-IT"/>
+        </w:rPr>
+      </w:pPr>
+      <w:r>
+        <w:rPr>
+          <w:b/>
+          <w:bCs/>
+          <w:lang w:val="it-IT"/>
+        </w:rPr>
+        <w:t>WHERE</w:t>
+      </w:r>
+      <w:r>
+        <w:rPr>
+          <w:lang w:val="it-IT"/>
+        </w:rPr>
+        <w:t>: Filtra i dati riga per riga in base alle condizioni specificate, scartando subito ciò che non serve.</w:t>
+      </w:r>
+    </w:p>
+    <w:p>
+      <w:pPr>
+        <w:pStyle w:val="Paragrafoelenco"/>
+        <w:numPr>
+          <w:ilvl w:val="1"/>
+          <w:numId w:val="16"/>
+        </w:numPr>
+        <w:rPr>
+          <w:lang w:val="it-IT"/>
+        </w:rPr>
+      </w:pPr>
+      <w:r>
+        <w:rPr>
+          <w:b/>
+          <w:bCs/>
+          <w:lang w:val="it-IT"/>
+        </w:rPr>
+        <w:t>GROUP BY</w:t>
+      </w:r>
+      <w:r>
+        <w:rPr>
+          <w:lang w:val="it-IT"/>
+        </w:rPr>
+        <w:t xml:space="preserve">: Raggruppa le righe rimaste in sotto-insiemi basati sui valori di una o più colonne </w:t>
+      </w:r>
+    </w:p>
+    <w:p>
+      <w:pPr>
+        <w:pStyle w:val="Paragrafoelenco"/>
+        <w:numPr>
+          <w:ilvl w:val="1"/>
+          <w:numId w:val="16"/>
+        </w:numPr>
+        <w:rPr>
+          <w:lang w:val="it-IT"/>
+        </w:rPr>
+      </w:pPr>
+      <w:r>
+        <w:rPr>
+          <w:b/>
+          <w:bCs/>
+          <w:lang w:val="it-IT"/>
+        </w:rPr>
+        <w:t>HAVING:</w:t>
+      </w:r>
+      <w:r>
+        <w:rPr>
+          <w:lang w:val="it-IT"/>
+        </w:rPr>
+        <w:t xml:space="preserve"> Applica un filtro ai gruppi appena creati dal GROUP BY </w:t>
+      </w:r>
+    </w:p>
+    <w:p>
+      <w:pPr>
+        <w:pStyle w:val="Paragrafoelenco"/>
+        <w:numPr>
+          <w:ilvl w:val="1"/>
+          <w:numId w:val="16"/>
+        </w:numPr>
+        <w:rPr>
+          <w:lang w:val="it-IT"/>
+        </w:rPr>
+      </w:pPr>
+      <w:r>
+        <w:rPr>
+          <w:b/>
+          <w:bCs/>
+          <w:lang w:val="it-IT"/>
+        </w:rPr>
+        <w:t>SELECT</w:t>
+      </w:r>
+      <w:r>
+        <w:rPr>
+          <w:lang w:val="it-IT"/>
+        </w:rPr>
+        <w:t xml:space="preserve">: Estrae le colonne </w:t>
+      </w:r>
+      <w:r>
+        <w:rPr>
+          <w:lang w:val="it-IT"/>
+        </w:rPr>
+        <w:t xml:space="preserve">delle tabelle </w:t>
+      </w:r>
+      <w:r>
+        <w:rPr>
+          <w:lang w:val="it-IT"/>
+        </w:rPr>
+        <w:t>richieste, calcola le espressioni, applica le funzioni di aggregazione e assegna gli alias.</w:t>
+      </w:r>
+    </w:p>
+    <w:p>
+      <w:pPr>
+        <w:pStyle w:val="Paragrafoelenco"/>
+        <w:numPr>
+          <w:ilvl w:val="1"/>
+          <w:numId w:val="16"/>
+        </w:numPr>
+        <w:rPr>
+          <w:lang w:val="it-IT"/>
+        </w:rPr>
+      </w:pPr>
+      <w:r>
+        <w:rPr>
+          <w:b/>
+          <w:bCs/>
+          <w:lang w:val="it-IT"/>
+        </w:rPr>
+        <w:t>ORDER BY:</w:t>
+      </w:r>
+      <w:r>
+        <w:rPr>
+          <w:lang w:val="it-IT"/>
+        </w:rPr>
+        <w:t xml:space="preserve"> Ordina i dati del risultato finale in base ai criteri scelti </w:t>
+      </w:r>
+    </w:p>
+    <w:p>
+      <w:pPr>
+        <w:pStyle w:val="Paragrafoelenco"/>
+        <w:numPr>
+          <w:ilvl w:val="1"/>
+          <w:numId w:val="16"/>
+        </w:numPr>
+        <w:rPr>
+          <w:lang w:val="it-IT"/>
+        </w:rPr>
+      </w:pPr>
+      <w:r>
+        <w:rPr>
+          <w:b/>
+          <w:bCs/>
+          <w:lang w:val="it-IT"/>
+        </w:rPr>
+        <w:t>LIMIT / OFFSET</w:t>
+      </w:r>
+      <w:r>
+        <w:rPr>
+          <w:lang w:val="it-IT"/>
+        </w:rPr>
+        <w:t xml:space="preserve">: </w:t>
+      </w:r>
+      <w:r>
+        <w:rPr>
+          <w:lang w:val="it-IT"/>
+        </w:rPr>
+        <w:t>Una volta che i dati sono stati filtrati</w:t>
+      </w:r>
+      <w:r>
+        <w:rPr>
+          <w:lang w:val="it-IT"/>
+        </w:rPr>
+        <w:t>, raggruppati, selezionati e ordinati, questa clausola taglia il set di dati per restituire solo il numero esatto di righe richieste</w:t>
+      </w:r>
+    </w:p>
+    <w:p>
+      <w:pPr>
+        <w:pStyle w:val="Paragrafoelenco"/>
+        <w:ind w:left="1080"/>
+        <w:rPr>
+          <w:lang w:val="it-IT"/>
+        </w:rPr>
+      </w:pPr>
+    </w:p>
+    <w:p>
+      <w:pPr>
+        <w:pStyle w:val="Paragrafoelenco"/>
+        <w:numPr>
+          <w:ilvl w:val="0"/>
+          <w:numId w:val="16"/>
+        </w:numPr>
+        <w:spacing w:after="0"/>
+        <w:rPr>
+          <w:highlight w:val="yellow"/>
+          <w:lang w:val="it-IT"/>
+        </w:rPr>
+      </w:pPr>
+      <w:r>
+        <w:rPr>
+          <w:highlight w:val="yellow"/>
+          <w:lang w:val="it-IT"/>
+        </w:rPr>
+        <w:t>Descrivi, immaginando uno scenario a te familiare, il concetto di group by. Utilizza l’approccio che ritieni più efficiente per trasmettere il concetto (suggerimento: disegna anche una sola tabella in Excel o in word con poche colonne e pochi record e descrivi, basandosi sulla tabella stessa, un esempio di group by).</w:t>
+      </w:r>
+    </w:p>
+    <w:p>
+      <w:pPr>
+        <w:pStyle w:val="Paragrafoelenco"/>
+        <w:spacing w:after="0"/>
+        <w:ind w:left="360"/>
+        <w:rPr>
+          <w:lang w:val="it-IT"/>
+        </w:rPr>
+      </w:pPr>
+    </w:p>
+    <w:p>
+      <w:pPr>
+        <w:pStyle w:val="Paragrafoelenco"/>
+        <w:spacing w:after="0"/>
+        <w:ind w:left="360"/>
+        <w:rPr>
+          <w:lang w:val="it-IT"/>
+        </w:rPr>
+      </w:pPr>
+    </w:p>
+    <w:p>
+      <w:pPr>
+        <w:pStyle w:val="Paragrafoelenco"/>
+        <w:numPr>
+          <w:ilvl w:val="0"/>
+          <w:numId w:val="16"/>
+        </w:numPr>
+        <w:spacing w:after="0"/>
+        <w:rPr>
+          <w:lang w:val="it-IT"/>
+        </w:rPr>
+      </w:pPr>
+      <w:r>
+        <w:rPr>
+          <w:lang w:val="it-IT"/>
+        </w:rPr>
+        <w:t>Descrivi la differenza tra uno schema OLTP e uno schema OLAP.</w:t>
+      </w:r>
+    </w:p>
+    <w:p>
+      <w:pPr>
+        <w:pStyle w:val="Paragrafoelenco"/>
+        <w:spacing w:after="0"/>
+        <w:ind w:left="360"/>
+        <w:rPr>
+          <w:lang w:val="it-IT"/>
+        </w:rPr>
+      </w:pPr>
+      <w:r>
+        <w:rPr>
+          <w:lang w:val="it-IT"/>
+        </w:rPr>
+        <w:t xml:space="preserve">Un sistema OLTP è progettato per gestire le operazioni quotidiane in tempo reale come </w:t>
+      </w:r>
+      <w:r>
+        <w:rPr>
+          <w:lang w:val="it-IT"/>
+        </w:rPr>
+        <w:t xml:space="preserve">il fatto di </w:t>
+      </w:r>
+      <w:r>
+        <w:rPr>
+          <w:lang w:val="it-IT"/>
+        </w:rPr>
+        <w:t>inserire una vendita o registrare un utente</w:t>
+      </w:r>
+      <w:r>
+        <w:rPr>
+          <w:lang w:val="it-IT"/>
+        </w:rPr>
+        <w:t xml:space="preserve"> su una applicazione</w:t>
+      </w:r>
+      <w:r>
+        <w:rPr>
+          <w:lang w:val="it-IT"/>
+        </w:rPr>
+        <w:t xml:space="preserve">, focalizzandosi sulla rapidità delle transazioni. </w:t>
+      </w:r>
+      <w:r>
+        <w:rPr>
+          <w:lang w:val="it-IT"/>
+        </w:rPr>
+        <w:t>Invece</w:t>
+      </w:r>
+      <w:r>
+        <w:rPr>
+          <w:lang w:val="it-IT"/>
+        </w:rPr>
+        <w:t xml:space="preserve"> un sistema OLAP è ottimizzato per l'analisi dei dati storici e la reportistica, permettendo di interrogare grandi volumi di informazioni per supportare le decisioni aziendali.</w:t>
+      </w:r>
+    </w:p>
+    <w:p>
+      <w:pPr>
+        <w:pStyle w:val="Paragrafoelenco"/>
+        <w:spacing w:after="0"/>
+        <w:ind w:left="360"/>
+        <w:rPr>
+          <w:lang w:val="it-IT"/>
+        </w:rPr>
+      </w:pPr>
+    </w:p>
+    <w:p>
+      <w:pPr>
+        <w:pStyle w:val="Paragrafoelenco"/>
+        <w:numPr>
+          <w:ilvl w:val="0"/>
+          <w:numId w:val="16"/>
+        </w:numPr>
+        <w:spacing w:after="0"/>
+        <w:rPr>
+          <w:lang w:val="it-IT"/>
+        </w:rPr>
+      </w:pPr>
+      <w:r>
+        <w:rPr>
+          <w:lang w:val="it-IT"/>
+        </w:rPr>
+        <w:t>Dato un medesimo scenario di analisi, qual è la differenza in termini di risultato ottenibile tra una join e una subquery?</w:t>
+      </w:r>
+    </w:p>
+    <w:p>
+      <w:pPr>
+        <w:pStyle w:val="Paragrafoelenco"/>
+        <w:spacing w:after="0"/>
+        <w:ind w:left="360"/>
+        <w:rPr>
+          <w:lang w:val="it-IT"/>
+        </w:rPr>
+      </w:pPr>
+      <w:r>
+        <w:rPr>
+          <w:lang w:val="it-IT"/>
+        </w:rPr>
+        <w:t>U</w:t>
+      </w:r>
+      <w:r>
+        <w:rPr>
+          <w:lang w:val="it-IT"/>
+        </w:rPr>
+        <w:t xml:space="preserve">na </w:t>
+      </w:r>
+      <w:r>
+        <w:rPr>
+          <w:lang w:val="it-IT"/>
+        </w:rPr>
+        <w:t>join</w:t>
+      </w:r>
+      <w:r>
+        <w:rPr>
+          <w:lang w:val="it-IT"/>
+        </w:rPr>
+        <w:t xml:space="preserve"> unisce i dati di tabelle diverse permettendo di mostrare nel report finale le colonne di entrambe, mentre una subquery restituisce solo le colonne della tabella principale, usando i dati dell'altra tabella esclusivamente come filtro</w:t>
+      </w:r>
+      <w:r>
+        <w:rPr>
+          <w:lang w:val="it-IT"/>
+        </w:rPr>
+        <w:t>.</w:t>
+      </w:r>
+    </w:p>
+    <w:p>
+      <w:pPr>
+        <w:spacing w:after="0"/>
+        <w:rPr>
+          <w:lang w:val="it-IT"/>
+        </w:rPr>
+      </w:pPr>
+    </w:p>
+    <w:p>
+      <w:pPr>
+        <w:pStyle w:val="Paragrafoelenco"/>
+        <w:numPr>
+          <w:ilvl w:val="0"/>
+          <w:numId w:val="16"/>
+        </w:numPr>
+        <w:spacing w:after="0"/>
+        <w:rPr>
+          <w:lang w:val="it-IT"/>
+        </w:rPr>
+      </w:pPr>
+      <w:r>
+        <w:rPr>
+          <w:lang w:val="it-IT"/>
+        </w:rPr>
+        <w:t>Cosa si intende per DML e DDL?</w:t>
+      </w:r>
+    </w:p>
+    <w:p>
+      <w:pPr>
+        <w:pStyle w:val="Paragrafoelenco"/>
+        <w:numPr>
+          <w:ilvl w:val="0"/>
+          <w:numId w:val="21"/>
+        </w:numPr>
+        <w:spacing w:after="0"/>
+        <w:rPr>
+          <w:lang w:val="it-IT"/>
+        </w:rPr>
+      </w:pPr>
+      <w:r>
+        <w:rPr>
+          <w:lang w:val="it-IT"/>
+        </w:rPr>
+        <w:t>Data Manipulation Language</w:t>
+      </w:r>
+      <w:r>
+        <w:rPr>
+          <w:lang w:val="it-IT"/>
+        </w:rPr>
+        <w:t xml:space="preserve"> (</w:t>
+      </w:r>
+      <w:r>
+        <w:rPr>
+          <w:lang w:val="it-IT"/>
+        </w:rPr>
+        <w:t>DML</w:t>
+      </w:r>
+      <w:r>
+        <w:rPr>
+          <w:lang w:val="it-IT"/>
+        </w:rPr>
+        <w:t xml:space="preserve">) </w:t>
+      </w:r>
+      <w:r>
+        <w:rPr>
+          <w:lang w:val="it-IT"/>
+        </w:rPr>
+        <w:t xml:space="preserve">serve </w:t>
+      </w:r>
+      <w:r>
+        <w:rPr>
+          <w:lang w:val="it-IT"/>
+        </w:rPr>
+        <w:t>per</w:t>
+      </w:r>
+      <w:r>
+        <w:rPr>
+          <w:lang w:val="it-IT"/>
+        </w:rPr>
+        <w:t xml:space="preserve"> gestire i </w:t>
+      </w:r>
+      <w:r>
+        <w:rPr>
+          <w:i/>
+          <w:iCs/>
+          <w:lang w:val="it-IT"/>
+        </w:rPr>
+        <w:t>dati</w:t>
+      </w:r>
+      <w:r>
+        <w:rPr>
+          <w:lang w:val="it-IT"/>
+        </w:rPr>
+        <w:t xml:space="preserve"> dentro </w:t>
+      </w:r>
+      <w:r>
+        <w:rPr>
+          <w:lang w:val="it-IT"/>
+        </w:rPr>
+        <w:t>delle</w:t>
+      </w:r>
+      <w:r>
+        <w:rPr>
+          <w:lang w:val="it-IT"/>
+        </w:rPr>
+        <w:t xml:space="preserve"> tabelle </w:t>
+      </w:r>
+      <w:r>
+        <w:rPr>
+          <w:lang w:val="it-IT"/>
+        </w:rPr>
+        <w:t>(</w:t>
+      </w:r>
+      <w:r>
+        <w:rPr>
+          <w:lang w:val="it-IT"/>
+        </w:rPr>
+        <w:t>INSERT, UPDATE o SELECT</w:t>
+      </w:r>
+      <w:r>
+        <w:rPr>
+          <w:lang w:val="it-IT"/>
+        </w:rPr>
+        <w:t>)</w:t>
+      </w:r>
+      <w:r>
+        <w:rPr>
+          <w:lang w:val="it-IT"/>
+        </w:rPr>
+        <w:t>.</w:t>
+      </w:r>
+    </w:p>
+    <w:p>
+      <w:pPr>
+        <w:pStyle w:val="Paragrafoelenco"/>
+        <w:numPr>
+          <w:ilvl w:val="0"/>
+          <w:numId w:val="21"/>
+        </w:numPr>
+        <w:spacing w:after="0"/>
+        <w:rPr>
+          <w:lang w:val="it-IT"/>
+        </w:rPr>
+      </w:pPr>
+      <w:r>
+        <w:rPr>
+          <w:lang w:val="it-IT"/>
+        </w:rPr>
+        <w:lastRenderedPageBreak/>
+        <w:t xml:space="preserve">Data Definition Language </w:t>
+      </w:r>
+      <w:r>
+        <w:rPr>
+          <w:lang w:val="it-IT"/>
+        </w:rPr>
+        <w:t>(</w:t>
+      </w:r>
+      <w:r>
+        <w:rPr>
+          <w:lang w:val="it-IT"/>
+        </w:rPr>
+        <w:t>DDL</w:t>
+      </w:r>
+      <w:r>
+        <w:rPr>
+          <w:lang w:val="it-IT"/>
+        </w:rPr>
+        <w:t>)</w:t>
+      </w:r>
+      <w:r>
+        <w:rPr>
+          <w:lang w:val="it-IT"/>
+        </w:rPr>
+        <w:t xml:space="preserve"> </w:t>
+      </w:r>
+      <w:r>
+        <w:rPr>
+          <w:lang w:val="it-IT"/>
+        </w:rPr>
+        <w:t xml:space="preserve">serve </w:t>
+      </w:r>
+      <w:r>
+        <w:rPr>
+          <w:lang w:val="it-IT"/>
+        </w:rPr>
+        <w:t>per</w:t>
+      </w:r>
+      <w:r>
+        <w:rPr>
+          <w:lang w:val="it-IT"/>
+        </w:rPr>
+        <w:t xml:space="preserve"> definire o modificare la </w:t>
+      </w:r>
+      <w:r>
+        <w:rPr>
+          <w:i/>
+          <w:iCs/>
+          <w:lang w:val="it-IT"/>
+        </w:rPr>
+        <w:t>struttura</w:t>
+      </w:r>
+      <w:r>
+        <w:rPr>
+          <w:lang w:val="it-IT"/>
+        </w:rPr>
+        <w:t xml:space="preserve"> del database come creare o eliminare tabelle (CREATE o DROP)</w:t>
+      </w:r>
+      <w:r>
+        <w:rPr>
+          <w:lang w:val="it-IT"/>
+        </w:rPr>
+        <w:t>.</w:t>
+      </w:r>
+    </w:p>
+    <w:p>
+      <w:pPr>
+        <w:pStyle w:val="Paragrafoelenco"/>
+        <w:spacing w:after="0"/>
+        <w:rPr>
+          <w:lang w:val="it-IT"/>
+        </w:rPr>
+      </w:pPr>
+    </w:p>
+    <w:p>
+      <w:pPr>
+        <w:pStyle w:val="Paragrafoelenco"/>
+        <w:numPr>
+          <w:ilvl w:val="0"/>
+          <w:numId w:val="16"/>
+        </w:numPr>
+        <w:spacing w:after="0"/>
+        <w:rPr>
+          <w:lang w:val="it-IT"/>
+        </w:rPr>
+      </w:pPr>
+      <w:r>
+        <w:rPr>
+          <w:lang w:val="it-IT"/>
+        </w:rPr>
+        <w:t>Quali istruzioni possono utilizzare per estrarre l’anno da un campo data? Proponi degli esempi.</w:t>
+      </w:r>
+    </w:p>
+    <w:p>
+      <w:pPr>
+        <w:pStyle w:val="Paragrafoelenco"/>
+        <w:spacing w:after="0" w:line="240" w:lineRule="auto"/>
+        <w:ind w:left="360"/>
+        <w:rPr>
+          <w:lang w:val="it-IT"/>
+        </w:rPr>
+      </w:pPr>
+      <w:r>
+        <w:rPr>
+          <w:lang w:val="it-IT"/>
+        </w:rPr>
+        <w:t xml:space="preserve">Dei metodi </w:t>
+      </w:r>
+      <w:r>
+        <w:rPr>
+          <w:lang w:val="it-IT"/>
+        </w:rPr>
+        <w:t xml:space="preserve">che possiamo trovare </w:t>
+      </w:r>
+      <w:r>
+        <w:rPr>
+          <w:lang w:val="it-IT"/>
+        </w:rPr>
+        <w:t>per estrarre</w:t>
+      </w:r>
+      <w:r>
+        <w:rPr>
+          <w:lang w:val="it-IT"/>
+        </w:rPr>
+        <w:t xml:space="preserve"> l</w:t>
+      </w:r>
+      <w:r>
+        <w:rPr>
+          <w:lang w:val="it-IT"/>
+        </w:rPr>
+        <w:t>’anno da un campo data sarebbe</w:t>
+      </w:r>
+      <w:r>
+        <w:rPr>
+          <w:lang w:val="it-IT"/>
+        </w:rPr>
+        <w:t xml:space="preserve"> le funzioni </w:t>
+      </w:r>
+      <w:r>
+        <w:rPr>
+          <w:lang w:val="it-IT"/>
+        </w:rPr>
+        <w:t>YEAR () e EXTRACT ()</w:t>
+      </w:r>
+      <w:r>
+        <w:rPr>
+          <w:lang w:val="it-IT"/>
+        </w:rPr>
+        <w:t>, per esempio:</w:t>
+      </w:r>
+    </w:p>
+    <w:p>
+      <w:pPr>
+        <w:pStyle w:val="Paragrafoelenco"/>
+        <w:numPr>
+          <w:ilvl w:val="0"/>
+          <w:numId w:val="21"/>
+        </w:numPr>
+        <w:spacing w:after="0" w:line="240" w:lineRule="auto"/>
+        <w:rPr>
+          <w:b/>
+          <w:bCs/>
+          <w:lang w:val="it-IT"/>
+        </w:rPr>
+      </w:pPr>
+      <w:r>
+        <w:rPr>
+          <w:b/>
+          <w:bCs/>
+          <w:lang w:val="it-IT"/>
+        </w:rPr>
+        <w:t>YEAR(</w:t>
+      </w:r>
+      <w:r>
+        <w:rPr>
+          <w:b/>
+          <w:bCs/>
+          <w:lang w:val="it-IT"/>
+        </w:rPr>
+        <w:t>):</w:t>
+      </w:r>
+    </w:p>
+    <w:p>
+      <w:pPr>
+        <w:pStyle w:val="Paragrafoelenco"/>
+        <w:spacing w:after="0" w:line="240" w:lineRule="auto"/>
+        <w:ind w:left="1068" w:firstLine="348"/>
+        <w:rPr>
+          <w:lang w:val="en-US"/>
+        </w:rPr>
+      </w:pPr>
+      <w:r>
+        <w:rPr>
+          <w:lang w:val="en-US"/>
+        </w:rPr>
+        <w:t>Select</w:t>
+      </w:r>
+    </w:p>
+    <w:p>
+      <w:pPr>
+        <w:pStyle w:val="Paragrafoelenco"/>
+        <w:spacing w:after="0" w:line="240" w:lineRule="auto"/>
+        <w:ind w:firstLine="696"/>
+        <w:rPr>
+          <w:lang w:val="en-US"/>
+        </w:rPr>
+      </w:pPr>
+      <w:r>
+        <w:rPr>
+          <w:lang w:val="en-US"/>
+        </w:rPr>
+        <w:t>Y</w:t>
+      </w:r>
+      <w:r>
+        <w:rPr>
+          <w:lang w:val="en-US"/>
+        </w:rPr>
+        <w:t>ear</w:t>
+      </w:r>
+      <w:r>
+        <w:rPr>
+          <w:lang w:val="en-US"/>
+        </w:rPr>
+        <w:t xml:space="preserve">('2026-06-18') </w:t>
+      </w:r>
+      <w:r>
+        <w:rPr>
+          <w:lang w:val="en-US"/>
+        </w:rPr>
+        <w:t>As</w:t>
+      </w:r>
+      <w:r>
+        <w:rPr>
+          <w:lang w:val="en-US"/>
+        </w:rPr>
+        <w:t xml:space="preserve"> anno;</w:t>
+      </w:r>
+    </w:p>
+    <w:p>
+      <w:pPr>
+        <w:pStyle w:val="Paragrafoelenco"/>
+        <w:numPr>
+          <w:ilvl w:val="0"/>
+          <w:numId w:val="21"/>
+        </w:numPr>
+        <w:spacing w:after="0" w:line="240" w:lineRule="auto"/>
+        <w:rPr>
+          <w:b/>
+          <w:bCs/>
+          <w:lang w:val="en-US"/>
+        </w:rPr>
+      </w:pPr>
+      <w:r>
+        <w:rPr>
+          <w:b/>
+          <w:bCs/>
+          <w:lang w:val="en-US"/>
+        </w:rPr>
+        <w:t>EXTRACT(</w:t>
+      </w:r>
+      <w:r>
+        <w:rPr>
+          <w:b/>
+          <w:bCs/>
+          <w:lang w:val="en-US"/>
+        </w:rPr>
+        <w:t>):</w:t>
+      </w:r>
+    </w:p>
+    <w:p>
+      <w:pPr>
+        <w:spacing w:after="0" w:line="240" w:lineRule="auto"/>
+        <w:ind w:left="720" w:firstLine="696"/>
+        <w:rPr>
+          <w:lang w:val="en-US"/>
+        </w:rPr>
+      </w:pPr>
+      <w:r>
+        <w:rPr>
+          <w:lang w:val="en-US"/>
+        </w:rPr>
+        <w:t>Select</w:t>
+      </w:r>
+    </w:p>
+    <w:p>
+      <w:pPr>
+        <w:spacing w:after="0" w:line="240" w:lineRule="auto"/>
+        <w:ind w:left="720" w:firstLine="696"/>
+        <w:rPr>
+          <w:lang w:val="en-US"/>
+        </w:rPr>
+      </w:pPr>
+      <w:r>
+        <w:rPr>
+          <w:lang w:val="en-US"/>
+        </w:rPr>
+        <w:t>E</w:t>
+      </w:r>
+      <w:r>
+        <w:rPr>
+          <w:lang w:val="en-US"/>
+        </w:rPr>
+        <w:t>xtract</w:t>
+      </w:r>
+      <w:r>
+        <w:rPr>
+          <w:lang w:val="en-US"/>
+        </w:rPr>
+        <w:t>(</w:t>
+      </w:r>
+      <w:r>
+        <w:rPr>
+          <w:lang w:val="en-US"/>
+        </w:rPr>
+        <w:t>year</w:t>
+      </w:r>
+      <w:r>
+        <w:rPr>
+          <w:lang w:val="en-US"/>
+        </w:rPr>
+        <w:t xml:space="preserve"> </w:t>
+      </w:r>
+      <w:r>
+        <w:rPr>
+          <w:lang w:val="en-US"/>
+        </w:rPr>
+        <w:t xml:space="preserve">from </w:t>
+      </w:r>
+      <w:r>
+        <w:rPr>
+          <w:lang w:val="en-US"/>
+        </w:rPr>
+        <w:t>'2026-06-18') AS anno;</w:t>
+      </w:r>
+    </w:p>
+    <w:p>
+      <w:pPr>
+        <w:spacing w:after="0"/>
+        <w:rPr>
+          <w:lang w:val="en-US"/>
+        </w:rPr>
+      </w:pPr>
+    </w:p>
+    <w:p>
+      <w:pPr>
+        <w:pStyle w:val="Paragrafoelenco"/>
+        <w:numPr>
+          <w:ilvl w:val="0"/>
+          <w:numId w:val="16"/>
+        </w:numPr>
+        <w:spacing w:after="0"/>
+        <w:rPr>
+          <w:lang w:val="it-IT"/>
+        </w:rPr>
+      </w:pPr>
+      <w:r>
+        <w:rPr>
+          <w:lang w:val="it-IT"/>
+        </w:rPr>
+        <w:t>Qual è la differenza tra gli operatori logici AND e OR?</w:t>
+      </w:r>
+    </w:p>
+    <w:p>
+      <w:pPr>
+        <w:pStyle w:val="Paragrafoelenco"/>
+        <w:numPr>
+          <w:ilvl w:val="0"/>
+          <w:numId w:val="21"/>
+        </w:numPr>
+        <w:spacing w:after="0"/>
+        <w:rPr>
+          <w:lang w:val="it-IT"/>
+        </w:rPr>
+      </w:pPr>
+      <w:r>
+        <w:rPr>
+          <w:lang w:val="it-IT"/>
+        </w:rPr>
+        <w:t xml:space="preserve">Operatore </w:t>
+      </w:r>
+      <w:r>
+        <w:rPr>
+          <w:lang w:val="it-IT"/>
+        </w:rPr>
+        <w:t>AND</w:t>
+      </w:r>
+      <w:r>
+        <w:rPr>
+          <w:lang w:val="it-IT"/>
+        </w:rPr>
+        <w:t xml:space="preserve">: </w:t>
+      </w:r>
+      <w:r>
+        <w:rPr>
+          <w:lang w:val="it-IT"/>
+        </w:rPr>
+        <w:t xml:space="preserve">restituisce vero solo se </w:t>
+      </w:r>
+      <w:r>
+        <w:rPr>
+          <w:i/>
+          <w:iCs/>
+          <w:lang w:val="it-IT"/>
+        </w:rPr>
+        <w:t>tutte</w:t>
+      </w:r>
+      <w:r>
+        <w:rPr>
+          <w:lang w:val="it-IT"/>
+        </w:rPr>
+        <w:t xml:space="preserve"> le condizioni verificate sono contemporaneamente vere</w:t>
+      </w:r>
+      <w:r>
+        <w:rPr>
+          <w:lang w:val="it-IT"/>
+        </w:rPr>
+        <w:t>,</w:t>
+      </w:r>
+      <w:r>
+        <w:rPr>
+          <w:lang w:val="it-IT"/>
+        </w:rPr>
+        <w:t xml:space="preserve"> agendo come un filtro restrittivo. </w:t>
+      </w:r>
+    </w:p>
+    <w:p>
+      <w:pPr>
+        <w:pStyle w:val="Paragrafoelenco"/>
+        <w:numPr>
+          <w:ilvl w:val="0"/>
+          <w:numId w:val="21"/>
+        </w:numPr>
+        <w:spacing w:after="0"/>
+        <w:rPr>
+          <w:lang w:val="it-IT"/>
+        </w:rPr>
+      </w:pPr>
+      <w:r>
+        <w:rPr>
+          <w:lang w:val="it-IT"/>
+        </w:rPr>
+        <w:t xml:space="preserve">Operatore </w:t>
+      </w:r>
+      <w:r>
+        <w:rPr>
+          <w:lang w:val="it-IT"/>
+        </w:rPr>
+        <w:t xml:space="preserve">OR restituisce vero se </w:t>
+      </w:r>
+      <w:r>
+        <w:rPr>
+          <w:i/>
+          <w:iCs/>
+          <w:lang w:val="it-IT"/>
+        </w:rPr>
+        <w:t>almeno una</w:t>
+      </w:r>
+      <w:r>
+        <w:rPr>
+          <w:lang w:val="it-IT"/>
+        </w:rPr>
+        <w:t xml:space="preserve"> delle condizioni è soddisfatta, </w:t>
+      </w:r>
+      <w:r>
+        <w:rPr>
+          <w:lang w:val="it-IT"/>
+        </w:rPr>
+        <w:t xml:space="preserve">tiene il </w:t>
+      </w:r>
+      <w:r>
+        <w:rPr>
+          <w:lang w:val="it-IT"/>
+        </w:rPr>
+        <w:t>vantaggio</w:t>
+      </w:r>
+      <w:r>
+        <w:rPr>
+          <w:lang w:val="it-IT"/>
+        </w:rPr>
+        <w:t xml:space="preserve"> di </w:t>
+      </w:r>
+      <w:r>
+        <w:rPr>
+          <w:lang w:val="it-IT"/>
+        </w:rPr>
+        <w:t xml:space="preserve">essere più </w:t>
+      </w:r>
+      <w:r>
+        <w:rPr>
+          <w:lang w:val="it-IT"/>
+        </w:rPr>
+        <w:t>ampli</w:t>
+      </w:r>
+      <w:r>
+        <w:rPr>
+          <w:lang w:val="it-IT"/>
+        </w:rPr>
+        <w:t xml:space="preserve">o per </w:t>
+      </w:r>
+      <w:r>
+        <w:rPr>
+          <w:lang w:val="it-IT"/>
+        </w:rPr>
+        <w:t>il numero di risultati possibili.</w:t>
+      </w:r>
+    </w:p>
+    <w:p>
+      <w:pPr>
+        <w:pStyle w:val="Paragrafoelenco"/>
+        <w:spacing w:after="0"/>
+        <w:rPr>
+          <w:lang w:val="it-IT"/>
+        </w:rPr>
+      </w:pPr>
+    </w:p>
+    <w:p>
+      <w:pPr>
+        <w:pStyle w:val="Paragrafoelenco"/>
+        <w:numPr>
+          <w:ilvl w:val="0"/>
+          <w:numId w:val="16"/>
+        </w:numPr>
+        <w:spacing w:after="0"/>
+        <w:rPr>
+          <w:lang w:val="it-IT"/>
+        </w:rPr>
+      </w:pPr>
+      <w:r>
+        <w:rPr>
+          <w:lang w:val="it-IT"/>
+        </w:rPr>
+        <w:t>È possibile innestare una query nella clausola SELECT?</w:t>
+      </w:r>
+    </w:p>
+    <w:p>
+      <w:pPr>
+        <w:pStyle w:val="Paragrafoelenco"/>
+        <w:spacing w:after="0"/>
+        <w:ind w:left="360"/>
+        <w:rPr>
+          <w:lang w:val="it-IT"/>
+        </w:rPr>
+      </w:pPr>
+      <w:r>
+        <w:rPr>
+          <w:lang w:val="it-IT"/>
+        </w:rPr>
+        <w:t>Si è possibile e si</w:t>
+      </w:r>
+      <w:r>
+        <w:rPr>
+          <w:lang w:val="it-IT"/>
+        </w:rPr>
+        <w:t xml:space="preserve"> chiama </w:t>
+      </w:r>
+      <w:r>
+        <w:rPr>
+          <w:lang w:val="it-IT"/>
+        </w:rPr>
+        <w:t>subquery</w:t>
+      </w:r>
+      <w:r>
+        <w:rPr>
+          <w:lang w:val="it-IT"/>
+        </w:rPr>
+        <w:t xml:space="preserve">, </w:t>
+      </w:r>
+      <w:r>
+        <w:rPr>
+          <w:lang w:val="it-IT"/>
+        </w:rPr>
+        <w:t>viene eseguita per ogni riga del risultato principale e deve restituire obbligatoriamente un solo valore</w:t>
+      </w:r>
+      <w:r>
+        <w:rPr>
+          <w:lang w:val="it-IT"/>
+        </w:rPr>
+        <w:t>.</w:t>
+      </w:r>
+    </w:p>
+    <w:p>
+      <w:pPr>
+        <w:pStyle w:val="Paragrafoelenco"/>
+        <w:spacing w:after="0"/>
+        <w:ind w:left="360"/>
+        <w:rPr>
+          <w:lang w:val="it-IT"/>
+        </w:rPr>
+      </w:pPr>
+    </w:p>
+    <w:p>
+      <w:pPr>
+        <w:pStyle w:val="Paragrafoelenco"/>
+        <w:numPr>
+          <w:ilvl w:val="0"/>
+          <w:numId w:val="16"/>
+        </w:numPr>
+        <w:spacing w:after="0"/>
+        <w:rPr>
+          <w:lang w:val="it-IT"/>
+        </w:rPr>
+      </w:pPr>
+      <w:r>
+        <w:rPr>
+          <w:lang w:val="it-IT"/>
+        </w:rPr>
+        <w:t>Qual è la differenza tra l’operatore logico OR e l’operatore logico IN?</w:t>
+      </w:r>
+    </w:p>
+    <w:p>
+      <w:pPr>
+        <w:pStyle w:val="Paragrafoelenco"/>
+        <w:numPr>
+          <w:ilvl w:val="0"/>
+          <w:numId w:val="21"/>
+        </w:numPr>
+        <w:spacing w:after="0"/>
+        <w:rPr>
+          <w:lang w:val="it-IT"/>
+        </w:rPr>
+      </w:pPr>
+      <w:r>
+        <w:rPr>
+          <w:lang w:val="it-IT"/>
+        </w:rPr>
+        <w:t>OR confronta una o più colonne con condizioni anche diverse tra loro</w:t>
+      </w:r>
+      <w:r>
+        <w:rPr>
+          <w:lang w:val="it-IT"/>
+        </w:rPr>
+        <w:t xml:space="preserve"> e </w:t>
+      </w:r>
+      <w:r>
+        <w:rPr>
+          <w:lang w:val="it-IT"/>
+        </w:rPr>
+        <w:t>ti permette di combinare colonne diverse e condizioni differenti nella stessa riga</w:t>
+      </w:r>
+      <w:r>
+        <w:rPr>
+          <w:lang w:val="it-IT"/>
+        </w:rPr>
+        <w:t>.</w:t>
+      </w:r>
+    </w:p>
+    <w:p>
+      <w:pPr>
+        <w:pStyle w:val="Paragrafoelenco"/>
+        <w:numPr>
+          <w:ilvl w:val="0"/>
+          <w:numId w:val="21"/>
+        </w:numPr>
+        <w:spacing w:after="0"/>
+        <w:rPr>
+          <w:lang w:val="it-IT"/>
+        </w:rPr>
+      </w:pPr>
+      <w:r>
+        <w:rPr>
+          <w:lang w:val="it-IT"/>
+        </w:rPr>
+        <w:t xml:space="preserve">IN controlla in modo più compatto </w:t>
+      </w:r>
+      <w:r>
+        <w:rPr>
+          <w:lang w:val="it-IT"/>
+        </w:rPr>
+        <w:t>si usa per verificare se una sola colonna contiene uno dei valori di una lista</w:t>
+      </w:r>
+      <w:r>
+        <w:rPr>
+          <w:lang w:val="it-IT"/>
+        </w:rPr>
+        <w:t>.</w:t>
+      </w:r>
+    </w:p>
+    <w:p>
+      <w:pPr>
+        <w:pStyle w:val="Paragrafoelenco"/>
+        <w:numPr>
+          <w:ilvl w:val="0"/>
+          <w:numId w:val="16"/>
+        </w:numPr>
+        <w:spacing w:after="0"/>
+        <w:rPr>
+          <w:lang w:val="it-IT"/>
+        </w:rPr>
+      </w:pPr>
+      <w:r>
+        <w:rPr>
+          <w:lang w:val="it-IT"/>
+        </w:rPr>
+        <w:t>L’operatore logico BETWEEN include anche gli estremi del range specificato?</w:t>
+      </w:r>
+    </w:p>
+    <w:p>
+      <w:pPr>
+        <w:pStyle w:val="Paragrafoelenco"/>
+        <w:spacing w:after="0"/>
+        <w:ind w:left="360"/>
+        <w:rPr>
+          <w:lang w:val="it-IT"/>
+        </w:rPr>
+      </w:pPr>
+      <w:r>
+        <w:rPr>
+          <w:lang w:val="it-IT"/>
+        </w:rPr>
+        <w:t>Sì</w:t>
+      </w:r>
+      <w:r>
+        <w:rPr>
+          <w:lang w:val="it-IT"/>
+        </w:rPr>
+        <w:t xml:space="preserve"> </w:t>
+      </w:r>
+      <w:r>
+        <w:rPr>
+          <w:lang w:val="it-IT"/>
+        </w:rPr>
+        <w:t>è inclusivo, il che significa che nel calcolo del range comprende sempre sia il valore minimo che il valore massimo specificati</w:t>
+      </w:r>
+      <w:r>
+        <w:rPr>
+          <w:lang w:val="it-IT"/>
+        </w:rPr>
+        <w:t>.</w:t>
+      </w:r>
+    </w:p>
+    <w:p>
+      <w:pPr>
+        <w:spacing w:after="0"/>
+        <w:rPr>
+          <w:lang w:val="it-IT"/>
+        </w:rPr>
+      </w:pPr>
+    </w:p>
+    <w:p>
+      <w:pPr>
+        <w:rPr>
+          <w:lang w:val="it-IT"/>
+        </w:rPr>
+      </w:pPr>
+      <w:r>
+        <w:rPr>
+          <w:lang w:val="it-IT"/>
+        </w:rPr>
+        <w:br w:type="page"/>
+      </w:r>
+    </w:p>
+    <w:p>
+      <w:pPr>
+        <w:spacing w:after="0"/>
+        <w:rPr>
+          <w:lang w:val="it-IT"/>
+        </w:rPr>
+      </w:pPr>
+    </w:p>
+    <w:p>
+      <w:pPr>
+        <w:rPr>
+          <w:lang w:val="it-IT"/>
+        </w:rPr>
+      </w:pPr>
+      <w:r>
+        <w:rPr>
+          <w:lang w:val="it-IT"/>
+        </w:rPr>
+        <w:br w:type="page"/>
+      </w:r>
+    </w:p>
+    <w:p>
+      <w:pPr>
         <w:spacing w:after="0"/>
         <w:rPr>
           <w:rFonts w:ascii="Sitka Heading" w:hAnsi="Sitka Heading" w:cs="Angsana New"/>
@@ -19,6 +1549,7 @@
           <w:color w:val="747474" w:themeColor="background2" w:themeShade="80"/>
           <w:lang w:val="it-IT"/>
         </w:rPr>
+        <w:lastRenderedPageBreak/>
         <w:t>Corso:</w:t>
       </w:r>
       <w:r>
@@ -213,21 +1744,12 @@
           <w:lang w:val="it-IT"/>
         </w:rPr>
       </w:pPr>
-      <w:proofErr w:type="spellStart"/>
       <w:r>
         <w:rPr>
           <w:rFonts w:ascii="Arial" w:hAnsi="Arial" w:cs="Arial"/>
           <w:lang w:val="it-IT"/>
         </w:rPr>
-        <w:t>ToysGroup</w:t>
-      </w:r>
-      <w:proofErr w:type="spellEnd"/>
-      <w:r>
-        <w:rPr>
-          <w:rFonts w:ascii="Arial" w:hAnsi="Arial" w:cs="Arial"/>
-          <w:lang w:val="it-IT"/>
-        </w:rPr>
-        <w:t xml:space="preserve"> è un’azienda che distribuisce articoli (giocatoli) in diverse aree geografiche del mondo.</w:t>
+        <w:t>ToysGroup è un’azienda che distribuisce articoli (giocatoli) in diverse aree geografiche del mondo.</w:t>
       </w:r>
     </w:p>
     <w:p>
@@ -415,23 +1937,7 @@
           <w:rFonts w:ascii="Arial" w:eastAsia="Times New Roman" w:hAnsi="Arial" w:cs="Arial"/>
           <w:lang w:val="it-IT"/>
         </w:rPr>
-        <w:t xml:space="preserve">Un prodotto </w:t>
-      </w:r>
-      <w:proofErr w:type="spellStart"/>
-      <w:r>
-        <w:rPr>
-          <w:rFonts w:ascii="Arial" w:eastAsia="Times New Roman" w:hAnsi="Arial" w:cs="Arial"/>
-          <w:lang w:val="it-IT"/>
-        </w:rPr>
-        <w:t>puo’</w:t>
-      </w:r>
-      <w:proofErr w:type="spellEnd"/>
-      <w:r>
-        <w:rPr>
-          <w:rFonts w:ascii="Arial" w:eastAsia="Times New Roman" w:hAnsi="Arial" w:cs="Arial"/>
-          <w:lang w:val="it-IT"/>
-        </w:rPr>
-        <w:t xml:space="preserve"> essere venduto tante volte (o nessuna) per cui è contenuto in una o più transazioni di vendita.</w:t>
+        <w:t>Un prodotto puo’ essere venduto tante volte (o nessuna) per cui è contenuto in una o più transazioni di vendita.</w:t>
       </w:r>
     </w:p>
     <w:p>
@@ -568,39 +2074,7 @@
           <w:rFonts w:ascii="Arial" w:eastAsia="Times New Roman" w:hAnsi="Arial" w:cs="Arial"/>
           <w:lang w:val="it-IT"/>
         </w:rPr>
-        <w:t xml:space="preserve">L’entità prodotto contiene, oltre alle informazioni del singolo prodotto, anche la descrizione della categoria di appartenenza. L’entità prodotto contiene quindi una gerarchia: un prodotto </w:t>
-      </w:r>
-      <w:proofErr w:type="spellStart"/>
-      <w:r>
-        <w:rPr>
-          <w:rFonts w:ascii="Arial" w:eastAsia="Times New Roman" w:hAnsi="Arial" w:cs="Arial"/>
-          <w:lang w:val="it-IT"/>
-        </w:rPr>
-        <w:t>puo’</w:t>
-      </w:r>
-      <w:proofErr w:type="spellEnd"/>
-      <w:r>
-        <w:rPr>
-          <w:rFonts w:ascii="Arial" w:eastAsia="Times New Roman" w:hAnsi="Arial" w:cs="Arial"/>
-          <w:lang w:val="it-IT"/>
-        </w:rPr>
-        <w:t xml:space="preserve"> appartenere ad una sola categoria mentre la stessa categoria </w:t>
-      </w:r>
-      <w:proofErr w:type="spellStart"/>
-      <w:r>
-        <w:rPr>
-          <w:rFonts w:ascii="Arial" w:eastAsia="Times New Roman" w:hAnsi="Arial" w:cs="Arial"/>
-          <w:lang w:val="it-IT"/>
-        </w:rPr>
-        <w:t>puo’</w:t>
-      </w:r>
-      <w:proofErr w:type="spellEnd"/>
-      <w:r>
-        <w:rPr>
-          <w:rFonts w:ascii="Arial" w:eastAsia="Times New Roman" w:hAnsi="Arial" w:cs="Arial"/>
-          <w:lang w:val="it-IT"/>
-        </w:rPr>
-        <w:t xml:space="preserve"> essere associata a molti prodotti diversi.</w:t>
+        <w:t>L’entità prodotto contiene, oltre alle informazioni del singolo prodotto, anche la descrizione della categoria di appartenenza. L’entità prodotto contiene quindi una gerarchia: un prodotto puo’ appartenere ad una sola categoria mentre la stessa categoria puo’ essere associata a molti prodotti diversi.</w:t>
       </w:r>
     </w:p>
     <w:p>
@@ -622,9 +2096,40 @@
           <w:iCs/>
           <w:lang w:val="it-IT"/>
         </w:rPr>
-        <w:t xml:space="preserve">Esempio: gli articoli ‘Bikes-100’ e ‘Bikes-200’ appartengono alla categoria Bikes; gli articoli ‘Bike Glove M’ e ‘Bike </w:t>
-      </w:r>
-      <w:proofErr w:type="spellStart"/>
+        <w:t>Esempio: gli articoli ‘Bikes-100’ e ‘Bikes-200’ appartengono alla categoria Bikes; gli articoli ‘Bike Glove M’ e ‘Bike Gloves L’ sono classificati come Clothing.</w:t>
+      </w:r>
+    </w:p>
+    <w:p>
+      <w:pPr>
+        <w:pStyle w:val="Paragrafoelenco"/>
+        <w:numPr>
+          <w:ilvl w:val="0"/>
+          <w:numId w:val="1"/>
+        </w:numPr>
+        <w:spacing w:after="0"/>
+        <w:rPr>
+          <w:rFonts w:ascii="Arial" w:eastAsia="Times New Roman" w:hAnsi="Arial" w:cs="Arial"/>
+          <w:lang w:val="it-IT"/>
+        </w:rPr>
+      </w:pPr>
+      <w:r>
+        <w:rPr>
+          <w:rFonts w:ascii="Arial" w:eastAsia="Times New Roman" w:hAnsi="Arial" w:cs="Arial"/>
+          <w:lang w:val="it-IT"/>
+        </w:rPr>
+        <w:t>L’entità regione contiene una gerarchia: più stati sono classificati in una stessa regione di vendita e una stessa regione di vendita include molti stati.</w:t>
+      </w:r>
+    </w:p>
+    <w:p>
+      <w:pPr>
+        <w:pStyle w:val="Paragrafoelenco"/>
+        <w:spacing w:after="0"/>
+        <w:ind w:left="1080"/>
+        <w:rPr>
+          <w:rFonts w:ascii="Arial" w:eastAsia="Times New Roman" w:hAnsi="Arial" w:cs="Arial"/>
+          <w:lang w:val="it-IT"/>
+        </w:rPr>
+      </w:pPr>
       <w:r>
         <w:rPr>
           <w:rFonts w:ascii="Arial" w:eastAsia="Times New Roman" w:hAnsi="Arial" w:cs="Arial"/>
@@ -632,130 +2137,8 @@
           <w:iCs/>
           <w:lang w:val="it-IT"/>
         </w:rPr>
-        <w:t>Gloves</w:t>
-      </w:r>
-      <w:proofErr w:type="spellEnd"/>
-      <w:r>
-        <w:rPr>
-          <w:rFonts w:ascii="Arial" w:eastAsia="Times New Roman" w:hAnsi="Arial" w:cs="Arial"/>
-          <w:i/>
-          <w:iCs/>
-          <w:lang w:val="it-IT"/>
-        </w:rPr>
-        <w:t xml:space="preserve"> L’ sono classificati come </w:t>
-      </w:r>
-      <w:proofErr w:type="spellStart"/>
-      <w:r>
-        <w:rPr>
-          <w:rFonts w:ascii="Arial" w:eastAsia="Times New Roman" w:hAnsi="Arial" w:cs="Arial"/>
-          <w:i/>
-          <w:iCs/>
-          <w:lang w:val="it-IT"/>
-        </w:rPr>
-        <w:t>Clothing</w:t>
-      </w:r>
-      <w:proofErr w:type="spellEnd"/>
-      <w:r>
-        <w:rPr>
-          <w:rFonts w:ascii="Arial" w:eastAsia="Times New Roman" w:hAnsi="Arial" w:cs="Arial"/>
-          <w:i/>
-          <w:iCs/>
-          <w:lang w:val="it-IT"/>
-        </w:rPr>
-        <w:t>.</w:t>
-      </w:r>
-    </w:p>
-    <w:p>
-      <w:pPr>
-        <w:pStyle w:val="Paragrafoelenco"/>
-        <w:numPr>
-          <w:ilvl w:val="0"/>
-          <w:numId w:val="1"/>
-        </w:numPr>
-        <w:spacing w:after="0"/>
-        <w:rPr>
-          <w:rFonts w:ascii="Arial" w:eastAsia="Times New Roman" w:hAnsi="Arial" w:cs="Arial"/>
-          <w:lang w:val="it-IT"/>
-        </w:rPr>
-      </w:pPr>
-      <w:r>
-        <w:rPr>
-          <w:rFonts w:ascii="Arial" w:eastAsia="Times New Roman" w:hAnsi="Arial" w:cs="Arial"/>
-          <w:lang w:val="it-IT"/>
-        </w:rPr>
-        <w:t>L’entità regione contiene una gerarchia: più stati sono classificati in una stessa regione di vendita e una stessa regione di vendita include molti stati.</w:t>
-      </w:r>
-    </w:p>
-    <w:p>
-      <w:pPr>
-        <w:pStyle w:val="Paragrafoelenco"/>
-        <w:spacing w:after="0"/>
-        <w:ind w:left="1080"/>
-        <w:rPr>
-          <w:rFonts w:ascii="Arial" w:eastAsia="Times New Roman" w:hAnsi="Arial" w:cs="Arial"/>
-          <w:lang w:val="it-IT"/>
-        </w:rPr>
-      </w:pPr>
-      <w:r>
-        <w:rPr>
-          <w:rFonts w:ascii="Arial" w:eastAsia="Times New Roman" w:hAnsi="Arial" w:cs="Arial"/>
-          <w:i/>
-          <w:iCs/>
-          <w:lang w:val="it-IT"/>
-        </w:rPr>
-        <w:t xml:space="preserve">Esempio: gli stati ‘France’ e ‘Germany’ sono classificati nella </w:t>
-      </w:r>
-      <w:proofErr w:type="spellStart"/>
-      <w:r>
-        <w:rPr>
-          <w:rFonts w:ascii="Arial" w:eastAsia="Times New Roman" w:hAnsi="Arial" w:cs="Arial"/>
-          <w:i/>
-          <w:iCs/>
-          <w:lang w:val="it-IT"/>
-        </w:rPr>
-        <w:t>region</w:t>
-      </w:r>
-      <w:proofErr w:type="spellEnd"/>
-      <w:r>
-        <w:rPr>
-          <w:rFonts w:ascii="Arial" w:eastAsia="Times New Roman" w:hAnsi="Arial" w:cs="Arial"/>
-          <w:i/>
-          <w:iCs/>
-          <w:lang w:val="it-IT"/>
-        </w:rPr>
-        <w:t xml:space="preserve"> </w:t>
-      </w:r>
-      <w:proofErr w:type="spellStart"/>
-      <w:r>
-        <w:rPr>
-          <w:rFonts w:ascii="Arial" w:eastAsia="Times New Roman" w:hAnsi="Arial" w:cs="Arial"/>
-          <w:i/>
-          <w:iCs/>
-          <w:lang w:val="it-IT"/>
-        </w:rPr>
-        <w:t>WestEurope</w:t>
-      </w:r>
-      <w:proofErr w:type="spellEnd"/>
-      <w:r>
-        <w:rPr>
-          <w:rFonts w:ascii="Arial" w:eastAsia="Times New Roman" w:hAnsi="Arial" w:cs="Arial"/>
-          <w:i/>
-          <w:iCs/>
-          <w:lang w:val="it-IT"/>
-        </w:rPr>
-        <w:t xml:space="preserve">; gli stati ‘Italy’ e ‘Greece’ sono classificati nel mercato </w:t>
-      </w:r>
-      <w:proofErr w:type="spellStart"/>
-      <w:r>
-        <w:rPr>
-          <w:rFonts w:ascii="Arial" w:eastAsia="Times New Roman" w:hAnsi="Arial" w:cs="Arial"/>
-          <w:i/>
-          <w:iCs/>
-          <w:lang w:val="it-IT"/>
-        </w:rPr>
-        <w:t>SouthEurope</w:t>
-      </w:r>
-      <w:proofErr w:type="spellEnd"/>
+        <w:t>Esempio: gli stati ‘France’ e ‘Germany’ sono classificati nella region WestEurope; gli stati ‘Italy’ e ‘Greece’ sono classificati nel mercato SouthEurope</w:t>
+      </w:r>
       <w:r>
         <w:rPr>
           <w:rFonts w:ascii="Arial" w:eastAsia="Times New Roman" w:hAnsi="Arial" w:cs="Arial"/>
@@ -920,18 +2303,18 @@
           <w:lang w:val="it-IT"/>
         </w:rPr>
         <w:lastRenderedPageBreak/>
-        <w:t>Task 1:</w:t>
-      </w:r>
-      <w:r>
-        <w:rPr>
-          <w:rFonts w:ascii="Arial" w:eastAsia="Times New Roman" w:hAnsi="Arial" w:cs="Arial"/>
+        <w:t xml:space="preserve">Task 1: </w:t>
+      </w:r>
+      <w:r>
+        <w:rPr>
+          <w:rFonts w:eastAsia="Times New Roman" w:cs="Arial"/>
           <w:b/>
           <w:bCs/>
           <w:sz w:val="24"/>
           <w:szCs w:val="24"/>
           <w:lang w:val="it-IT"/>
         </w:rPr>
-        <w:t xml:space="preserve"> </w:t>
+        <w:t>Progettazione concettuale e logica della base dati (Modello E-R)</w:t>
       </w:r>
       <w:r>
         <w:rPr>
@@ -942,39 +2325,6 @@
           <w:szCs w:val="24"/>
           <w:lang w:val="it-IT"/>
         </w:rPr>
-        <w:t>P</w:t>
-      </w:r>
-      <w:r>
-        <w:rPr>
-          <w:rFonts w:eastAsia="Times New Roman" w:cs="Arial"/>
-          <w:b/>
-          <w:bCs/>
-          <w:sz w:val="24"/>
-          <w:szCs w:val="24"/>
-          <w:lang w:val="it-IT"/>
-        </w:rPr>
-        <w:t>rogettazione concettuale e logica della base dati</w:t>
-      </w:r>
-      <w:r>
-        <w:rPr>
-          <w:rFonts w:eastAsia="Times New Roman" w:cs="Arial"/>
-          <w:b/>
-          <w:bCs/>
-          <w:sz w:val="24"/>
-          <w:szCs w:val="24"/>
-          <w:lang w:val="it-IT"/>
-        </w:rPr>
-        <w:t xml:space="preserve"> (Modello E-R)</w:t>
-      </w:r>
-      <w:r>
-        <w:rPr>
-          <w:rFonts w:eastAsia="Times New Roman" w:cs="Arial"/>
-          <w:b/>
-          <w:bCs/>
-          <w:sz w:val="24"/>
-          <w:szCs w:val="24"/>
-          <w:lang w:val="it-IT"/>
-        </w:rPr>
         <w:t>.</w:t>
       </w:r>
     </w:p>
@@ -1029,6 +2379,7 @@
         <w:rPr>
           <w:b/>
           <w:bCs/>
+          <w:noProof/>
         </w:rPr>
         <w:drawing>
           <wp:inline distT="0" distB="0" distL="0" distR="0" wp14:anchorId="2012117C" wp14:editId="604A43DA">
@@ -1447,7 +2798,7 @@
           <w:lang w:val="it-IT"/>
         </w:rPr>
         <w:lastRenderedPageBreak/>
-        <w:t>T</w:t>
+        <w:t>Task 2: Descri</w:t>
       </w:r>
       <w:r>
         <w:rPr>
@@ -1458,7 +2809,7 @@
           <w:szCs w:val="24"/>
           <w:lang w:val="it-IT"/>
         </w:rPr>
-        <w:t>ask 2: Descri</w:t>
+        <w:t>zione del</w:t>
       </w:r>
       <w:r>
         <w:rPr>
@@ -1469,7 +2820,7 @@
           <w:szCs w:val="24"/>
           <w:lang w:val="it-IT"/>
         </w:rPr>
-        <w:t>zione del</w:t>
+        <w:t xml:space="preserve">la struttura </w:t>
       </w:r>
       <w:r>
         <w:rPr>
@@ -1480,7 +2831,7 @@
           <w:szCs w:val="24"/>
           <w:lang w:val="it-IT"/>
         </w:rPr>
-        <w:t xml:space="preserve">la struttura </w:t>
+        <w:t>logica d</w:t>
       </w:r>
       <w:r>
         <w:rPr>
@@ -1491,7 +2842,7 @@
           <w:szCs w:val="24"/>
           <w:lang w:val="it-IT"/>
         </w:rPr>
-        <w:t>logica d</w:t>
+        <w:t xml:space="preserve">elle tabelle </w:t>
       </w:r>
       <w:r>
         <w:rPr>
@@ -1502,7 +2853,7 @@
           <w:szCs w:val="24"/>
           <w:lang w:val="it-IT"/>
         </w:rPr>
-        <w:t xml:space="preserve">elle tabelle </w:t>
+        <w:t>per la</w:t>
       </w:r>
       <w:r>
         <w:rPr>
@@ -1513,7 +2864,7 @@
           <w:szCs w:val="24"/>
           <w:lang w:val="it-IT"/>
         </w:rPr>
-        <w:t>per la</w:t>
+        <w:t xml:space="preserve"> modell</w:t>
       </w:r>
       <w:r>
         <w:rPr>
@@ -1524,17 +2875,6 @@
           <w:szCs w:val="24"/>
           <w:lang w:val="it-IT"/>
         </w:rPr>
-        <w:t xml:space="preserve"> modell</w:t>
-      </w:r>
-      <w:r>
-        <w:rPr>
-          <w:rFonts w:eastAsia="Times New Roman" w:cs="Arial"/>
-          <w:b/>
-          <w:bCs/>
-          <w:sz w:val="24"/>
-          <w:szCs w:val="24"/>
-          <w:lang w:val="it-IT"/>
-        </w:rPr>
         <w:t>azione nel sistema MySQL.</w:t>
       </w:r>
     </w:p>
@@ -1552,77 +2892,25 @@
           <w:bCs/>
           <w:lang w:val="en-US"/>
         </w:rPr>
-        <w:t xml:space="preserve">Product </w:t>
-      </w:r>
-      <w:r>
-        <w:rPr>
-          <w:b/>
-          <w:bCs/>
+        <w:t>Product (Catalogo Prodotti)</w:t>
+      </w:r>
+    </w:p>
+    <w:p>
+      <w:pPr>
+        <w:pStyle w:val="Paragrafoelenco"/>
+        <w:numPr>
+          <w:ilvl w:val="0"/>
+          <w:numId w:val="7"/>
+        </w:numPr>
+        <w:rPr>
           <w:lang w:val="en-US"/>
         </w:rPr>
-        <w:t>(</w:t>
-      </w:r>
-      <w:proofErr w:type="spellStart"/>
-      <w:r>
-        <w:rPr>
-          <w:b/>
-          <w:bCs/>
+      </w:pPr>
+      <w:r>
+        <w:rPr>
           <w:lang w:val="en-US"/>
         </w:rPr>
-        <w:t>Catalogo</w:t>
-      </w:r>
-      <w:proofErr w:type="spellEnd"/>
-      <w:r>
-        <w:rPr>
-          <w:b/>
-          <w:bCs/>
-          <w:lang w:val="en-US"/>
-        </w:rPr>
-        <w:t xml:space="preserve"> </w:t>
-      </w:r>
-      <w:proofErr w:type="spellStart"/>
-      <w:r>
-        <w:rPr>
-          <w:b/>
-          <w:bCs/>
-          <w:lang w:val="en-US"/>
-        </w:rPr>
-        <w:t>Prodotti</w:t>
-      </w:r>
-      <w:proofErr w:type="spellEnd"/>
-      <w:r>
-        <w:rPr>
-          <w:b/>
-          <w:bCs/>
-          <w:lang w:val="en-US"/>
-        </w:rPr>
-        <w:t>)</w:t>
-      </w:r>
-    </w:p>
-    <w:p>
-      <w:pPr>
-        <w:pStyle w:val="Paragrafoelenco"/>
-        <w:numPr>
-          <w:ilvl w:val="0"/>
-          <w:numId w:val="7"/>
-        </w:numPr>
-        <w:rPr>
-          <w:lang w:val="en-US"/>
-        </w:rPr>
-      </w:pPr>
-      <w:proofErr w:type="spellStart"/>
-      <w:r>
-        <w:rPr>
-          <w:lang w:val="en-US"/>
-        </w:rPr>
-        <w:t>ProductID</w:t>
-      </w:r>
-      <w:proofErr w:type="spellEnd"/>
-      <w:r>
-        <w:rPr>
-          <w:lang w:val="en-US"/>
-        </w:rPr>
-        <w:t xml:space="preserve"> INT AUTO_INCREMENT PRIMARY KEY</w:t>
+        <w:t>ProductID INT AUTO_INCREMENT PRIMARY KEY</w:t>
       </w:r>
       <w:r>
         <w:rPr>
@@ -1634,59 +2922,10 @@
         <w:rPr>
           <w:rFonts w:ascii="Sitka Heading" w:eastAsia="Times New Roman" w:hAnsi="Sitka Heading" w:cs="Arial"/>
           <w:kern w:val="0"/>
-          <w:lang w:eastAsia="it-IT"/>
+          <w:lang w:val="en-US" w:eastAsia="it-IT"/>
           <w14:ligatures w14:val="none"/>
         </w:rPr>
-        <w:t>Códice</w:t>
-      </w:r>
-      <w:r>
-        <w:rPr>
-          <w:rFonts w:ascii="Sitka Heading" w:eastAsia="Times New Roman" w:hAnsi="Sitka Heading" w:cs="Arial"/>
-          <w:kern w:val="0"/>
-          <w:lang w:eastAsia="it-IT"/>
-          <w14:ligatures w14:val="none"/>
-        </w:rPr>
-        <w:t xml:space="preserve"> a </w:t>
-      </w:r>
-      <w:proofErr w:type="spellStart"/>
-      <w:r>
-        <w:rPr>
-          <w:rFonts w:ascii="Sitka Heading" w:eastAsia="Times New Roman" w:hAnsi="Sitka Heading" w:cs="Arial"/>
-          <w:kern w:val="0"/>
-          <w:lang w:eastAsia="it-IT"/>
-          <w14:ligatures w14:val="none"/>
-        </w:rPr>
-        <w:t>barre</w:t>
-      </w:r>
-      <w:proofErr w:type="spellEnd"/>
-      <w:r>
-        <w:rPr>
-          <w:rFonts w:ascii="Sitka Heading" w:eastAsia="Times New Roman" w:hAnsi="Sitka Heading" w:cs="Arial"/>
-          <w:kern w:val="0"/>
-          <w:lang w:eastAsia="it-IT"/>
-          <w14:ligatures w14:val="none"/>
-        </w:rPr>
-        <w:t xml:space="preserve">/ID </w:t>
-      </w:r>
-      <w:proofErr w:type="spellStart"/>
-      <w:r>
-        <w:rPr>
-          <w:rFonts w:ascii="Sitka Heading" w:eastAsia="Times New Roman" w:hAnsi="Sitka Heading" w:cs="Arial"/>
-          <w:kern w:val="0"/>
-          <w:lang w:eastAsia="it-IT"/>
-          <w14:ligatures w14:val="none"/>
-        </w:rPr>
-        <w:t>prodotto</w:t>
-      </w:r>
-      <w:proofErr w:type="spellEnd"/>
-      <w:r>
-        <w:rPr>
-          <w:rFonts w:ascii="Sitka Heading" w:eastAsia="Times New Roman" w:hAnsi="Sitka Heading" w:cs="Arial"/>
-          <w:kern w:val="0"/>
-          <w:lang w:eastAsia="it-IT"/>
-          <w14:ligatures w14:val="none"/>
-        </w:rPr>
-        <w:t>.</w:t>
+        <w:t>Códice a barre/ID prodotto.</w:t>
       </w:r>
     </w:p>
     <w:p>
@@ -1700,19 +2939,11 @@
           <w:lang w:val="it-IT"/>
         </w:rPr>
       </w:pPr>
-      <w:proofErr w:type="spellStart"/>
-      <w:r>
-        <w:rPr>
-          <w:lang w:val="it-IT"/>
-        </w:rPr>
-        <w:t>NomeProdotto</w:t>
-      </w:r>
-      <w:proofErr w:type="spellEnd"/>
-      <w:r>
-        <w:rPr>
-          <w:lang w:val="it-IT"/>
-        </w:rPr>
-        <w:t xml:space="preserve"> VARCHAR (50)</w:t>
+      <w:r>
+        <w:rPr>
+          <w:lang w:val="it-IT"/>
+        </w:rPr>
+        <w:t>NomeProdotto VARCHAR (50)</w:t>
       </w:r>
       <w:r>
         <w:rPr>
@@ -1732,19 +2963,11 @@
           <w:lang w:val="it-IT"/>
         </w:rPr>
       </w:pPr>
-      <w:proofErr w:type="spellStart"/>
-      <w:r>
-        <w:rPr>
-          <w:lang w:val="it-IT"/>
-        </w:rPr>
-        <w:t>NomeCategoria</w:t>
-      </w:r>
-      <w:proofErr w:type="spellEnd"/>
-      <w:r>
-        <w:rPr>
-          <w:lang w:val="it-IT"/>
-        </w:rPr>
-        <w:t xml:space="preserve"> VARCHAR (50)</w:t>
+      <w:r>
+        <w:rPr>
+          <w:lang w:val="it-IT"/>
+        </w:rPr>
+        <w:t>NomeCategoria VARCHAR (50)</w:t>
       </w:r>
       <w:r>
         <w:rPr>
@@ -1767,43 +2990,7 @@
           <w:bCs/>
           <w:lang w:val="en-US"/>
         </w:rPr>
-        <w:t>Region (</w:t>
-      </w:r>
-      <w:proofErr w:type="spellStart"/>
-      <w:r>
-        <w:rPr>
-          <w:b/>
-          <w:bCs/>
-          <w:lang w:val="en-US"/>
-        </w:rPr>
-        <w:t>Anagrafica</w:t>
-      </w:r>
-      <w:proofErr w:type="spellEnd"/>
-      <w:r>
-        <w:rPr>
-          <w:b/>
-          <w:bCs/>
-          <w:lang w:val="en-US"/>
-        </w:rPr>
-        <w:t xml:space="preserve"> </w:t>
-      </w:r>
-      <w:proofErr w:type="spellStart"/>
-      <w:r>
-        <w:rPr>
-          <w:b/>
-          <w:bCs/>
-          <w:lang w:val="en-US"/>
-        </w:rPr>
-        <w:t>Regioni</w:t>
-      </w:r>
-      <w:proofErr w:type="spellEnd"/>
-      <w:r>
-        <w:rPr>
-          <w:b/>
-          <w:bCs/>
-          <w:lang w:val="en-US"/>
-        </w:rPr>
-        <w:t>)</w:t>
+        <w:t>Region (Anagrafica Regioni)</w:t>
       </w:r>
     </w:p>
     <w:p>
@@ -1817,25 +3004,11 @@
           <w:lang w:val="it-IT"/>
         </w:rPr>
       </w:pPr>
-      <w:proofErr w:type="spellStart"/>
-      <w:r>
-        <w:rPr>
-          <w:lang w:val="it-IT"/>
-        </w:rPr>
-        <w:t>RegionID</w:t>
-      </w:r>
-      <w:proofErr w:type="spellEnd"/>
-      <w:r>
-        <w:rPr>
-          <w:lang w:val="it-IT"/>
-        </w:rPr>
-        <w:t xml:space="preserve"> INT AUTO_INCREMENT PRIMARY KEY</w:t>
-      </w:r>
-      <w:r>
-        <w:rPr>
-          <w:lang w:val="it-IT"/>
-        </w:rPr>
-        <w:t xml:space="preserve">: </w:t>
+      <w:r>
+        <w:rPr>
+          <w:lang w:val="it-IT"/>
+        </w:rPr>
+        <w:t xml:space="preserve">RegionID INT AUTO_INCREMENT PRIMARY KEY: </w:t>
       </w:r>
       <w:r>
         <w:rPr>
@@ -1858,19 +3031,11 @@
           <w:lang w:val="it-IT"/>
         </w:rPr>
       </w:pPr>
-      <w:proofErr w:type="spellStart"/>
-      <w:r>
-        <w:rPr>
-          <w:lang w:val="it-IT"/>
-        </w:rPr>
-        <w:t>NomeStato</w:t>
-      </w:r>
-      <w:proofErr w:type="spellEnd"/>
-      <w:r>
-        <w:rPr>
-          <w:lang w:val="it-IT"/>
-        </w:rPr>
-        <w:t xml:space="preserve"> VARCHAR (50)</w:t>
+      <w:r>
+        <w:rPr>
+          <w:lang w:val="it-IT"/>
+        </w:rPr>
+        <w:t>NomeStato VARCHAR (50)</w:t>
       </w:r>
       <w:r>
         <w:rPr>
@@ -1899,33 +3064,11 @@
           <w:lang w:val="it-IT"/>
         </w:rPr>
       </w:pPr>
-      <w:proofErr w:type="spellStart"/>
-      <w:r>
-        <w:rPr>
-          <w:lang w:val="it-IT"/>
-        </w:rPr>
-        <w:t>NomeRegione</w:t>
-      </w:r>
-      <w:proofErr w:type="spellEnd"/>
-      <w:r>
-        <w:rPr>
-          <w:lang w:val="it-IT"/>
-        </w:rPr>
-        <w:t xml:space="preserve"> </w:t>
-      </w:r>
-      <w:proofErr w:type="gramStart"/>
-      <w:r>
-        <w:rPr>
-          <w:lang w:val="it-IT"/>
-        </w:rPr>
-        <w:t>VARCHAR(</w:t>
-      </w:r>
-      <w:proofErr w:type="gramEnd"/>
-      <w:r>
-        <w:rPr>
-          <w:lang w:val="it-IT"/>
-        </w:rPr>
-        <w:t>50)</w:t>
+      <w:r>
+        <w:rPr>
+          <w:lang w:val="it-IT"/>
+        </w:rPr>
+        <w:t>NomeRegione VARCHAR(50)</w:t>
       </w:r>
       <w:r>
         <w:rPr>
@@ -1957,47 +3100,7 @@
           <w:bCs/>
           <w:lang w:val="it-IT"/>
         </w:rPr>
-        <w:t xml:space="preserve">Sales </w:t>
-      </w:r>
-      <w:r>
-        <w:rPr>
-          <w:b/>
-          <w:bCs/>
-          <w:lang w:val="it-IT"/>
-        </w:rPr>
-        <w:t>(</w:t>
-      </w:r>
-      <w:r>
-        <w:rPr>
-          <w:b/>
-          <w:bCs/>
-          <w:lang w:val="it-IT"/>
-        </w:rPr>
-        <w:t>Registr</w:t>
-      </w:r>
-      <w:r>
-        <w:rPr>
-          <w:b/>
-          <w:bCs/>
-          <w:lang w:val="it-IT"/>
-        </w:rPr>
-        <w:t>o di</w:t>
-      </w:r>
-      <w:r>
-        <w:rPr>
-          <w:b/>
-          <w:bCs/>
-          <w:lang w:val="it-IT"/>
-        </w:rPr>
-        <w:t xml:space="preserve"> ogni singola transazione di vendita</w:t>
-      </w:r>
-      <w:r>
-        <w:rPr>
-          <w:b/>
-          <w:bCs/>
-          <w:lang w:val="it-IT"/>
-        </w:rPr>
-        <w:t>)</w:t>
+        <w:t>Sales (Registro di ogni singola transazione di vendita)</w:t>
       </w:r>
     </w:p>
     <w:p>
@@ -2011,43 +3114,11 @@
           <w:lang w:val="it-IT"/>
         </w:rPr>
       </w:pPr>
-      <w:proofErr w:type="spellStart"/>
-      <w:r>
-        <w:rPr>
-          <w:lang w:val="it-IT"/>
-        </w:rPr>
-        <w:t>SalesID</w:t>
-      </w:r>
-      <w:proofErr w:type="spellEnd"/>
-      <w:r>
-        <w:rPr>
-          <w:lang w:val="it-IT"/>
-        </w:rPr>
-        <w:t xml:space="preserve"> INT AUTO_INCREMENT PRIMARY KEY,</w:t>
-      </w:r>
-      <w:r>
-        <w:rPr>
-          <w:lang w:val="it-IT"/>
-        </w:rPr>
-        <w:t xml:space="preserve"> </w:t>
-      </w:r>
-      <w:r>
-        <w:rPr>
-          <w:lang w:val="it-IT"/>
-        </w:rPr>
-        <w:t xml:space="preserve">identificatore </w:t>
-      </w:r>
-      <w:r>
-        <w:rPr>
-          <w:lang w:val="it-IT"/>
-        </w:rPr>
-        <w:t>a</w:t>
-      </w:r>
-      <w:r>
-        <w:rPr>
-          <w:lang w:val="it-IT"/>
-        </w:rPr>
-        <w:t xml:space="preserve"> ogni singola transazione di vendita</w:t>
+      <w:r>
+        <w:rPr>
+          <w:lang w:val="it-IT"/>
+        </w:rPr>
+        <w:t>SalesID INT AUTO_INCREMENT PRIMARY KEY, identificatore a ogni singola transazione di vendita</w:t>
       </w:r>
     </w:p>
     <w:p>
@@ -2061,25 +3132,11 @@
           <w:lang w:val="it-IT"/>
         </w:rPr>
       </w:pPr>
-      <w:proofErr w:type="spellStart"/>
-      <w:r>
-        <w:rPr>
-          <w:lang w:val="it-IT"/>
-        </w:rPr>
-        <w:t>RegionID</w:t>
-      </w:r>
-      <w:proofErr w:type="spellEnd"/>
-      <w:r>
-        <w:rPr>
-          <w:lang w:val="it-IT"/>
-        </w:rPr>
-        <w:t xml:space="preserve"> INT</w:t>
-      </w:r>
-      <w:r>
-        <w:rPr>
-          <w:lang w:val="it-IT"/>
-        </w:rPr>
-        <w:t xml:space="preserve">: </w:t>
+      <w:r>
+        <w:rPr>
+          <w:lang w:val="it-IT"/>
+        </w:rPr>
+        <w:t xml:space="preserve">RegionID INT: </w:t>
       </w:r>
       <w:r>
         <w:rPr>
@@ -2102,27 +3159,12 @@
           <w:lang w:val="it-IT"/>
         </w:rPr>
       </w:pPr>
-      <w:proofErr w:type="spellStart"/>
-      <w:r>
-        <w:rPr>
-          <w:lang w:val="it-IT"/>
-        </w:rPr>
-        <w:t>ProductID</w:t>
-      </w:r>
-      <w:proofErr w:type="spellEnd"/>
-      <w:r>
-        <w:rPr>
-          <w:lang w:val="it-IT"/>
-        </w:rPr>
-        <w:t xml:space="preserve"> INT</w:t>
-      </w:r>
-      <w:r>
-        <w:rPr>
-          <w:lang w:val="it-IT"/>
-        </w:rPr>
-        <w:t xml:space="preserve">: </w:t>
-      </w:r>
-      <w:proofErr w:type="spellStart"/>
+      <w:r>
+        <w:rPr>
+          <w:lang w:val="it-IT"/>
+        </w:rPr>
+        <w:t xml:space="preserve">ProductID INT: </w:t>
+      </w:r>
       <w:r>
         <w:rPr>
           <w:rFonts w:ascii="Sitka Heading" w:eastAsia="Times New Roman" w:hAnsi="Sitka Heading" w:cs="Arial"/>
@@ -2130,9 +3172,26 @@
           <w:lang w:val="it-IT" w:eastAsia="it-IT"/>
           <w14:ligatures w14:val="none"/>
         </w:rPr>
-        <w:t>Códice</w:t>
-      </w:r>
-      <w:proofErr w:type="spellEnd"/>
+        <w:t>Códice a barre/ID prodotto.</w:t>
+      </w:r>
+    </w:p>
+    <w:p>
+      <w:pPr>
+        <w:pStyle w:val="Paragrafoelenco"/>
+        <w:numPr>
+          <w:ilvl w:val="0"/>
+          <w:numId w:val="9"/>
+        </w:numPr>
+        <w:rPr>
+          <w:lang w:val="it-IT"/>
+        </w:rPr>
+      </w:pPr>
+      <w:r>
+        <w:rPr>
+          <w:lang w:val="it-IT"/>
+        </w:rPr>
+        <w:t xml:space="preserve">DataVendita DATE NOT NULL: </w:t>
+      </w:r>
       <w:r>
         <w:rPr>
           <w:rFonts w:ascii="Sitka Heading" w:eastAsia="Times New Roman" w:hAnsi="Sitka Heading" w:cs="Arial"/>
@@ -2140,7 +3199,7 @@
           <w:lang w:val="it-IT" w:eastAsia="it-IT"/>
           <w14:ligatures w14:val="none"/>
         </w:rPr>
-        <w:t xml:space="preserve"> a barre/ID prodotto.</w:t>
+        <w:t>Data e ora della transazione.</w:t>
       </w:r>
     </w:p>
     <w:p>
@@ -2158,13 +3217,7 @@
         <w:rPr>
           <w:lang w:val="it-IT"/>
         </w:rPr>
-        <w:t>DataVendita DATE NOT NULL</w:t>
-      </w:r>
-      <w:r>
-        <w:rPr>
-          <w:lang w:val="it-IT"/>
-        </w:rPr>
-        <w:t xml:space="preserve">: </w:t>
+        <w:t xml:space="preserve">Importo DECIMAL (18,2): </w:t>
       </w:r>
       <w:r>
         <w:rPr>
@@ -2173,39 +3226,6 @@
           <w:lang w:val="it-IT" w:eastAsia="it-IT"/>
           <w14:ligatures w14:val="none"/>
         </w:rPr>
-        <w:t>Data e ora della transazione.</w:t>
-      </w:r>
-    </w:p>
-    <w:p>
-      <w:pPr>
-        <w:pStyle w:val="Paragrafoelenco"/>
-        <w:numPr>
-          <w:ilvl w:val="0"/>
-          <w:numId w:val="9"/>
-        </w:numPr>
-        <w:rPr>
-          <w:lang w:val="it-IT"/>
-        </w:rPr>
-      </w:pPr>
-      <w:r>
-        <w:rPr>
-          <w:lang w:val="it-IT"/>
-        </w:rPr>
-        <w:t>Importo DECIMAL (18,2)</w:t>
-      </w:r>
-      <w:r>
-        <w:rPr>
-          <w:lang w:val="it-IT"/>
-        </w:rPr>
-        <w:t xml:space="preserve">: </w:t>
-      </w:r>
-      <w:r>
-        <w:rPr>
-          <w:rFonts w:ascii="Sitka Heading" w:eastAsia="Times New Roman" w:hAnsi="Sitka Heading" w:cs="Arial"/>
-          <w:kern w:val="0"/>
-          <w:lang w:val="it-IT" w:eastAsia="it-IT"/>
-          <w14:ligatures w14:val="none"/>
-        </w:rPr>
         <w:t>Prezzo del prodotto al momento della vendita.</w:t>
       </w:r>
     </w:p>
@@ -2246,43 +3266,7 @@
           <w:bCs/>
           <w:lang w:val="it-IT"/>
         </w:rPr>
-        <w:t>INSERT INTO Product (</w:t>
-      </w:r>
-      <w:proofErr w:type="spellStart"/>
-      <w:r>
-        <w:rPr>
-          <w:b/>
-          <w:bCs/>
-          <w:lang w:val="it-IT"/>
-        </w:rPr>
-        <w:t>NomeProdotto</w:t>
-      </w:r>
-      <w:proofErr w:type="spellEnd"/>
-      <w:r>
-        <w:rPr>
-          <w:b/>
-          <w:bCs/>
-          <w:lang w:val="it-IT"/>
-        </w:rPr>
-        <w:t xml:space="preserve">, </w:t>
-      </w:r>
-      <w:proofErr w:type="spellStart"/>
-      <w:r>
-        <w:rPr>
-          <w:b/>
-          <w:bCs/>
-          <w:lang w:val="it-IT"/>
-        </w:rPr>
-        <w:t>NomeCategoria</w:t>
-      </w:r>
-      <w:proofErr w:type="spellEnd"/>
-      <w:r>
-        <w:rPr>
-          <w:b/>
-          <w:bCs/>
-          <w:lang w:val="it-IT"/>
-        </w:rPr>
-        <w:t>) VALUES</w:t>
+        <w:t>INSERT INTO Product (NomeProdotto, NomeCategoria) VALUES</w:t>
       </w:r>
     </w:p>
     <w:p>
@@ -2300,21 +3284,7 @@
         <w:rPr>
           <w:lang w:val="it-IT"/>
         </w:rPr>
-        <w:t xml:space="preserve">('LEGO </w:t>
-      </w:r>
-      <w:proofErr w:type="spellStart"/>
-      <w:r>
-        <w:rPr>
-          <w:lang w:val="it-IT"/>
-        </w:rPr>
-        <w:t>Technic</w:t>
-      </w:r>
-      <w:proofErr w:type="spellEnd"/>
-      <w:r>
-        <w:rPr>
-          <w:lang w:val="it-IT"/>
-        </w:rPr>
-        <w:t xml:space="preserve"> Ferrari Daytona SP3', 'LEGO e Costruzioni'),</w:t>
+        <w:t>('LEGO Technic Ferrari Daytona SP3', 'LEGO e Costruzioni'),</w:t>
       </w:r>
     </w:p>
     <w:p>
@@ -2368,21 +3338,7 @@
         <w:rPr>
           <w:lang w:val="it-IT"/>
         </w:rPr>
-        <w:t xml:space="preserve">('Baby </w:t>
-      </w:r>
-      <w:proofErr w:type="spellStart"/>
-      <w:r>
-        <w:rPr>
-          <w:lang w:val="it-IT"/>
-        </w:rPr>
-        <w:t>Alive</w:t>
-      </w:r>
-      <w:proofErr w:type="spellEnd"/>
-      <w:r>
-        <w:rPr>
-          <w:lang w:val="it-IT"/>
-        </w:rPr>
-        <w:t xml:space="preserve"> Beve e Fa la Pipì', 'Bambole e Accessori'),</w:t>
+        <w:t>('Baby Alive Beve e Fa la Pipì', 'Bambole e Accessori'),</w:t>
       </w:r>
     </w:p>
     <w:p>
@@ -2400,21 +3356,7 @@
         <w:rPr>
           <w:lang w:val="it-IT"/>
         </w:rPr>
-        <w:t xml:space="preserve">('Hot </w:t>
-      </w:r>
-      <w:proofErr w:type="spellStart"/>
-      <w:r>
-        <w:rPr>
-          <w:lang w:val="it-IT"/>
-        </w:rPr>
-        <w:t>Wheels</w:t>
-      </w:r>
-      <w:proofErr w:type="spellEnd"/>
-      <w:r>
-        <w:rPr>
-          <w:lang w:val="it-IT"/>
-        </w:rPr>
-        <w:t xml:space="preserve"> Pista Turbo Loop', 'Macchinine e Veicoli'),</w:t>
+        <w:t>('Hot Wheels Pista Turbo Loop', 'Macchinine e Veicoli'),</w:t>
       </w:r>
     </w:p>
     <w:p>
@@ -2432,21 +3374,7 @@
         <w:rPr>
           <w:lang w:val="it-IT"/>
         </w:rPr>
-        <w:t xml:space="preserve">('Brio World Trenino in </w:t>
-      </w:r>
-      <w:proofErr w:type="spellStart"/>
-      <w:r>
-        <w:rPr>
-          <w:lang w:val="it-IT"/>
-        </w:rPr>
-        <w:t>Legno'</w:t>
-      </w:r>
-      <w:proofErr w:type="spellEnd"/>
-      <w:r>
-        <w:rPr>
-          <w:lang w:val="it-IT"/>
-        </w:rPr>
-        <w:t>, 'Macchinine e Veicoli'),</w:t>
+        <w:t>('Brio World Trenino in Legno', 'Macchinine e Veicoli'),</w:t>
       </w:r>
     </w:p>
     <w:p>
@@ -2464,21 +3392,7 @@
         <w:rPr>
           <w:lang w:val="it-IT"/>
         </w:rPr>
-        <w:t>('</w:t>
-      </w:r>
-      <w:proofErr w:type="spellStart"/>
-      <w:r>
-        <w:rPr>
-          <w:lang w:val="it-IT"/>
-        </w:rPr>
-        <w:t>Nerf</w:t>
-      </w:r>
-      <w:proofErr w:type="spellEnd"/>
-      <w:r>
-        <w:rPr>
-          <w:lang w:val="it-IT"/>
-        </w:rPr>
-        <w:t xml:space="preserve"> Elite 2.0 Commander', 'Giochi Attivi'),</w:t>
+        <w:t>('Nerf Elite 2.0 Commander', 'Giochi Attivi'),</w:t>
       </w:r>
     </w:p>
     <w:p>
@@ -2496,35 +3410,7 @@
         <w:rPr>
           <w:lang w:val="it-IT"/>
         </w:rPr>
-        <w:t>('</w:t>
-      </w:r>
-      <w:proofErr w:type="spellStart"/>
-      <w:r>
-        <w:rPr>
-          <w:lang w:val="it-IT"/>
-        </w:rPr>
-        <w:t>Playmobil</w:t>
-      </w:r>
-      <w:proofErr w:type="spellEnd"/>
-      <w:r>
-        <w:rPr>
-          <w:lang w:val="it-IT"/>
-        </w:rPr>
-        <w:t xml:space="preserve"> Castello dei Cavalieri', '</w:t>
-      </w:r>
-      <w:proofErr w:type="spellStart"/>
-      <w:r>
-        <w:rPr>
-          <w:lang w:val="it-IT"/>
-        </w:rPr>
-        <w:t>Playmobil</w:t>
-      </w:r>
-      <w:proofErr w:type="spellEnd"/>
-      <w:r>
-        <w:rPr>
-          <w:lang w:val="it-IT"/>
-        </w:rPr>
-        <w:t xml:space="preserve"> e Personaggi'),</w:t>
+        <w:t>('Playmobil Castello dei Cavalieri', 'Playmobil e Personaggi'),</w:t>
       </w:r>
     </w:p>
     <w:p>
@@ -2542,35 +3428,7 @@
         <w:rPr>
           <w:lang w:val="it-IT"/>
         </w:rPr>
-        <w:t>('</w:t>
-      </w:r>
-      <w:proofErr w:type="spellStart"/>
-      <w:r>
-        <w:rPr>
-          <w:lang w:val="it-IT"/>
-        </w:rPr>
-        <w:t>Monopoly</w:t>
-      </w:r>
-      <w:proofErr w:type="spellEnd"/>
-      <w:r>
-        <w:rPr>
-          <w:lang w:val="it-IT"/>
-        </w:rPr>
-        <w:t xml:space="preserve"> Classic', 'Giochi da </w:t>
-      </w:r>
-      <w:proofErr w:type="spellStart"/>
-      <w:r>
-        <w:rPr>
-          <w:lang w:val="it-IT"/>
-        </w:rPr>
-        <w:t>Tavolo'</w:t>
-      </w:r>
-      <w:proofErr w:type="spellEnd"/>
-      <w:r>
-        <w:rPr>
-          <w:lang w:val="it-IT"/>
-        </w:rPr>
-        <w:t>),</w:t>
+        <w:t>('Monopoly Classic', 'Giochi da Tavolo'),</w:t>
       </w:r>
     </w:p>
     <w:p>
@@ -2588,88 +3446,24 @@
         <w:rPr>
           <w:lang w:val="it-IT"/>
         </w:rPr>
-        <w:t xml:space="preserve">('Scacchiera Deluxe in </w:t>
-      </w:r>
-      <w:proofErr w:type="spellStart"/>
-      <w:r>
-        <w:rPr>
-          <w:lang w:val="it-IT"/>
-        </w:rPr>
-        <w:t>Legno'</w:t>
-      </w:r>
-      <w:proofErr w:type="spellEnd"/>
-      <w:r>
-        <w:rPr>
-          <w:lang w:val="it-IT"/>
-        </w:rPr>
-        <w:t xml:space="preserve">, 'Giochi da </w:t>
-      </w:r>
-      <w:proofErr w:type="spellStart"/>
-      <w:r>
-        <w:rPr>
-          <w:lang w:val="it-IT"/>
-        </w:rPr>
-        <w:t>Tavolo'</w:t>
-      </w:r>
-      <w:proofErr w:type="spellEnd"/>
-      <w:r>
-        <w:rPr>
-          <w:lang w:val="it-IT"/>
-        </w:rPr>
-        <w:t>);</w:t>
-      </w:r>
-    </w:p>
-    <w:p>
-      <w:pPr>
-        <w:rPr>
-          <w:b/>
-          <w:bCs/>
-          <w:lang w:val="it-IT"/>
-        </w:rPr>
-      </w:pPr>
-      <w:r>
-        <w:rPr>
-          <w:b/>
-          <w:bCs/>
-          <w:lang w:val="it-IT"/>
-        </w:rPr>
-        <w:t>INSERT INTO Region (</w:t>
-      </w:r>
-      <w:proofErr w:type="spellStart"/>
-      <w:r>
-        <w:rPr>
-          <w:b/>
-          <w:bCs/>
-          <w:lang w:val="it-IT"/>
-        </w:rPr>
-        <w:t>NomeStato</w:t>
-      </w:r>
-      <w:proofErr w:type="spellEnd"/>
-      <w:r>
-        <w:rPr>
-          <w:b/>
-          <w:bCs/>
-          <w:lang w:val="it-IT"/>
-        </w:rPr>
-        <w:t xml:space="preserve">, </w:t>
-      </w:r>
-      <w:proofErr w:type="spellStart"/>
-      <w:r>
-        <w:rPr>
-          <w:b/>
-          <w:bCs/>
-          <w:lang w:val="it-IT"/>
-        </w:rPr>
-        <w:t>NomeRegione</w:t>
-      </w:r>
-      <w:proofErr w:type="spellEnd"/>
-      <w:r>
-        <w:rPr>
-          <w:b/>
-          <w:bCs/>
-          <w:lang w:val="it-IT"/>
-        </w:rPr>
-        <w:t>) VALUES</w:t>
+        <w:t>('Scacchiera Deluxe in Legno', 'Giochi da Tavolo');</w:t>
+      </w:r>
+    </w:p>
+    <w:p>
+      <w:pPr>
+        <w:rPr>
+          <w:b/>
+          <w:bCs/>
+          <w:lang w:val="it-IT"/>
+        </w:rPr>
+      </w:pPr>
+      <w:r>
+        <w:rPr>
+          <w:b/>
+          <w:bCs/>
+          <w:lang w:val="it-IT"/>
+        </w:rPr>
+        <w:t>INSERT INTO Region (NomeStato, NomeRegione) VALUES</w:t>
       </w:r>
     </w:p>
     <w:p>
@@ -2876,79 +3670,7 @@
           <w:lang w:val="en-US"/>
         </w:rPr>
         <w:lastRenderedPageBreak/>
-        <w:t>INSERT INTO Sales (</w:t>
-      </w:r>
-      <w:proofErr w:type="spellStart"/>
-      <w:r>
-        <w:rPr>
-          <w:b/>
-          <w:bCs/>
-          <w:lang w:val="en-US"/>
-        </w:rPr>
-        <w:t>RegionID</w:t>
-      </w:r>
-      <w:proofErr w:type="spellEnd"/>
-      <w:r>
-        <w:rPr>
-          <w:b/>
-          <w:bCs/>
-          <w:lang w:val="en-US"/>
-        </w:rPr>
-        <w:t xml:space="preserve">, </w:t>
-      </w:r>
-      <w:proofErr w:type="spellStart"/>
-      <w:r>
-        <w:rPr>
-          <w:b/>
-          <w:bCs/>
-          <w:lang w:val="en-US"/>
-        </w:rPr>
-        <w:t>ProductID</w:t>
-      </w:r>
-      <w:proofErr w:type="spellEnd"/>
-      <w:r>
-        <w:rPr>
-          <w:b/>
-          <w:bCs/>
-          <w:lang w:val="en-US"/>
-        </w:rPr>
-        <w:t xml:space="preserve">, </w:t>
-      </w:r>
-      <w:proofErr w:type="spellStart"/>
-      <w:r>
-        <w:rPr>
-          <w:b/>
-          <w:bCs/>
-          <w:lang w:val="en-US"/>
-        </w:rPr>
-        <w:t>DataVendita</w:t>
-      </w:r>
-      <w:proofErr w:type="spellEnd"/>
-      <w:r>
-        <w:rPr>
-          <w:b/>
-          <w:bCs/>
-          <w:lang w:val="en-US"/>
-        </w:rPr>
-        <w:t xml:space="preserve">, </w:t>
-      </w:r>
-      <w:proofErr w:type="spellStart"/>
-      <w:r>
-        <w:rPr>
-          <w:b/>
-          <w:bCs/>
-          <w:lang w:val="en-US"/>
-        </w:rPr>
-        <w:t>Importo</w:t>
-      </w:r>
-      <w:proofErr w:type="spellEnd"/>
-      <w:r>
-        <w:rPr>
-          <w:b/>
-          <w:bCs/>
-          <w:lang w:val="en-US"/>
-        </w:rPr>
-        <w:t>) VALUES</w:t>
+        <w:t>INSERT INTO Sales (RegionID, ProductID, DataVendita, Importo) VALUES</w:t>
       </w:r>
     </w:p>
     <w:p>
@@ -3496,6 +4218,95 @@
     </w:lvl>
   </w:abstractNum>
   <w:abstractNum w:abstractNumId="3" w15:restartNumberingAfterBreak="0">
+    <w:nsid w:val="0E7D0413"/>
+    <w:multiLevelType w:val="hybridMultilevel"/>
+    <w:tmpl w:val="240C2936"/>
+    <w:lvl w:ilvl="0" w:tplc="584CAE16">
+      <w:start w:val="1"/>
+      <w:numFmt w:val="upperLetter"/>
+      <w:lvlText w:val="%1."/>
+      <w:lvlJc w:val="left"/>
+      <w:pPr>
+        <w:ind w:left="1080" w:hanging="360"/>
+      </w:pPr>
+      <w:rPr>
+        <w:rFonts w:hint="default"/>
+      </w:rPr>
+    </w:lvl>
+    <w:lvl w:ilvl="1" w:tplc="04100019" w:tentative="1">
+      <w:start w:val="1"/>
+      <w:numFmt w:val="lowerLetter"/>
+      <w:lvlText w:val="%2."/>
+      <w:lvlJc w:val="left"/>
+      <w:pPr>
+        <w:ind w:left="1800" w:hanging="360"/>
+      </w:pPr>
+    </w:lvl>
+    <w:lvl w:ilvl="2" w:tplc="0410001B" w:tentative="1">
+      <w:start w:val="1"/>
+      <w:numFmt w:val="lowerRoman"/>
+      <w:lvlText w:val="%3."/>
+      <w:lvlJc w:val="right"/>
+      <w:pPr>
+        <w:ind w:left="2520" w:hanging="180"/>
+      </w:pPr>
+    </w:lvl>
+    <w:lvl w:ilvl="3" w:tplc="0410000F" w:tentative="1">
+      <w:start w:val="1"/>
+      <w:numFmt w:val="decimal"/>
+      <w:lvlText w:val="%4."/>
+      <w:lvlJc w:val="left"/>
+      <w:pPr>
+        <w:ind w:left="3240" w:hanging="360"/>
+      </w:pPr>
+    </w:lvl>
+    <w:lvl w:ilvl="4" w:tplc="04100019" w:tentative="1">
+      <w:start w:val="1"/>
+      <w:numFmt w:val="lowerLetter"/>
+      <w:lvlText w:val="%5."/>
+      <w:lvlJc w:val="left"/>
+      <w:pPr>
+        <w:ind w:left="3960" w:hanging="360"/>
+      </w:pPr>
+    </w:lvl>
+    <w:lvl w:ilvl="5" w:tplc="0410001B" w:tentative="1">
+      <w:start w:val="1"/>
+      <w:numFmt w:val="lowerRoman"/>
+      <w:lvlText w:val="%6."/>
+      <w:lvlJc w:val="right"/>
+      <w:pPr>
+        <w:ind w:left="4680" w:hanging="180"/>
+      </w:pPr>
+    </w:lvl>
+    <w:lvl w:ilvl="6" w:tplc="0410000F" w:tentative="1">
+      <w:start w:val="1"/>
+      <w:numFmt w:val="decimal"/>
+      <w:lvlText w:val="%7."/>
+      <w:lvlJc w:val="left"/>
+      <w:pPr>
+        <w:ind w:left="5400" w:hanging="360"/>
+      </w:pPr>
+    </w:lvl>
+    <w:lvl w:ilvl="7" w:tplc="04100019" w:tentative="1">
+      <w:start w:val="1"/>
+      <w:numFmt w:val="lowerLetter"/>
+      <w:lvlText w:val="%8."/>
+      <w:lvlJc w:val="left"/>
+      <w:pPr>
+        <w:ind w:left="6120" w:hanging="360"/>
+      </w:pPr>
+    </w:lvl>
+    <w:lvl w:ilvl="8" w:tplc="0410001B" w:tentative="1">
+      <w:start w:val="1"/>
+      <w:numFmt w:val="lowerRoman"/>
+      <w:lvlText w:val="%9."/>
+      <w:lvlJc w:val="right"/>
+      <w:pPr>
+        <w:ind w:left="6840" w:hanging="180"/>
+      </w:pPr>
+    </w:lvl>
+  </w:abstractNum>
+  <w:abstractNum w:abstractNumId="4" w15:restartNumberingAfterBreak="0">
     <w:nsid w:val="0EE52901"/>
     <w:multiLevelType w:val="hybridMultilevel"/>
     <w:tmpl w:val="0C963C72"/>
@@ -3584,7 +4395,7 @@
       </w:pPr>
     </w:lvl>
   </w:abstractNum>
-  <w:abstractNum w:abstractNumId="4" w15:restartNumberingAfterBreak="0">
+  <w:abstractNum w:abstractNumId="5" w15:restartNumberingAfterBreak="0">
     <w:nsid w:val="12045742"/>
     <w:multiLevelType w:val="hybridMultilevel"/>
     <w:tmpl w:val="B4F490D6"/>
@@ -3697,7 +4508,7 @@
       </w:rPr>
     </w:lvl>
   </w:abstractNum>
-  <w:abstractNum w:abstractNumId="5" w15:restartNumberingAfterBreak="0">
+  <w:abstractNum w:abstractNumId="6" w15:restartNumberingAfterBreak="0">
     <w:nsid w:val="163638FA"/>
     <w:multiLevelType w:val="hybridMultilevel"/>
     <w:tmpl w:val="2F563E66"/>
@@ -3810,7 +4621,7 @@
       </w:rPr>
     </w:lvl>
   </w:abstractNum>
-  <w:abstractNum w:abstractNumId="6" w15:restartNumberingAfterBreak="0">
+  <w:abstractNum w:abstractNumId="7" w15:restartNumberingAfterBreak="0">
     <w:nsid w:val="178C7921"/>
     <w:multiLevelType w:val="hybridMultilevel"/>
     <w:tmpl w:val="7B82B16A"/>
@@ -3923,7 +4734,7 @@
       </w:rPr>
     </w:lvl>
   </w:abstractNum>
-  <w:abstractNum w:abstractNumId="7" w15:restartNumberingAfterBreak="0">
+  <w:abstractNum w:abstractNumId="8" w15:restartNumberingAfterBreak="0">
     <w:nsid w:val="1CFC2C0D"/>
     <w:multiLevelType w:val="hybridMultilevel"/>
     <w:tmpl w:val="3A88F162"/>
@@ -4036,7 +4847,7 @@
       </w:rPr>
     </w:lvl>
   </w:abstractNum>
-  <w:abstractNum w:abstractNumId="8" w15:restartNumberingAfterBreak="0">
+  <w:abstractNum w:abstractNumId="9" w15:restartNumberingAfterBreak="0">
     <w:nsid w:val="34AE2E39"/>
     <w:multiLevelType w:val="hybridMultilevel"/>
     <w:tmpl w:val="672A1E3C"/>
@@ -4148,7 +4959,7 @@
       </w:rPr>
     </w:lvl>
   </w:abstractNum>
-  <w:abstractNum w:abstractNumId="9" w15:restartNumberingAfterBreak="0">
+  <w:abstractNum w:abstractNumId="10" w15:restartNumberingAfterBreak="0">
     <w:nsid w:val="39681ABB"/>
     <w:multiLevelType w:val="hybridMultilevel"/>
     <w:tmpl w:val="36663EE2"/>
@@ -4260,7 +5071,7 @@
       </w:rPr>
     </w:lvl>
   </w:abstractNum>
-  <w:abstractNum w:abstractNumId="10" w15:restartNumberingAfterBreak="0">
+  <w:abstractNum w:abstractNumId="11" w15:restartNumberingAfterBreak="0">
     <w:nsid w:val="421D1157"/>
     <w:multiLevelType w:val="hybridMultilevel"/>
     <w:tmpl w:val="E3803C2A"/>
@@ -4373,7 +5184,96 @@
       </w:rPr>
     </w:lvl>
   </w:abstractNum>
-  <w:abstractNum w:abstractNumId="11" w15:restartNumberingAfterBreak="0">
+  <w:abstractNum w:abstractNumId="12" w15:restartNumberingAfterBreak="0">
+    <w:nsid w:val="54AB7C07"/>
+    <w:multiLevelType w:val="hybridMultilevel"/>
+    <w:tmpl w:val="6234F338"/>
+    <w:lvl w:ilvl="0" w:tplc="04100011">
+      <w:start w:val="1"/>
+      <w:numFmt w:val="decimal"/>
+      <w:lvlText w:val="%1)"/>
+      <w:lvlJc w:val="left"/>
+      <w:pPr>
+        <w:ind w:left="720" w:hanging="360"/>
+      </w:pPr>
+      <w:rPr>
+        <w:rFonts w:hint="default"/>
+      </w:rPr>
+    </w:lvl>
+    <w:lvl w:ilvl="1" w:tplc="04100019" w:tentative="1">
+      <w:start w:val="1"/>
+      <w:numFmt w:val="lowerLetter"/>
+      <w:lvlText w:val="%2."/>
+      <w:lvlJc w:val="left"/>
+      <w:pPr>
+        <w:ind w:left="1440" w:hanging="360"/>
+      </w:pPr>
+    </w:lvl>
+    <w:lvl w:ilvl="2" w:tplc="0410001B" w:tentative="1">
+      <w:start w:val="1"/>
+      <w:numFmt w:val="lowerRoman"/>
+      <w:lvlText w:val="%3."/>
+      <w:lvlJc w:val="right"/>
+      <w:pPr>
+        <w:ind w:left="2160" w:hanging="180"/>
+      </w:pPr>
+    </w:lvl>
+    <w:lvl w:ilvl="3" w:tplc="0410000F" w:tentative="1">
+      <w:start w:val="1"/>
+      <w:numFmt w:val="decimal"/>
+      <w:lvlText w:val="%4."/>
+      <w:lvlJc w:val="left"/>
+      <w:pPr>
+        <w:ind w:left="2880" w:hanging="360"/>
+      </w:pPr>
+    </w:lvl>
+    <w:lvl w:ilvl="4" w:tplc="04100019" w:tentative="1">
+      <w:start w:val="1"/>
+      <w:numFmt w:val="lowerLetter"/>
+      <w:lvlText w:val="%5."/>
+      <w:lvlJc w:val="left"/>
+      <w:pPr>
+        <w:ind w:left="3600" w:hanging="360"/>
+      </w:pPr>
+    </w:lvl>
+    <w:lvl w:ilvl="5" w:tplc="0410001B" w:tentative="1">
+      <w:start w:val="1"/>
+      <w:numFmt w:val="lowerRoman"/>
+      <w:lvlText w:val="%6."/>
+      <w:lvlJc w:val="right"/>
+      <w:pPr>
+        <w:ind w:left="4320" w:hanging="180"/>
+      </w:pPr>
+    </w:lvl>
+    <w:lvl w:ilvl="6" w:tplc="0410000F" w:tentative="1">
+      <w:start w:val="1"/>
+      <w:numFmt w:val="decimal"/>
+      <w:lvlText w:val="%7."/>
+      <w:lvlJc w:val="left"/>
+      <w:pPr>
+        <w:ind w:left="5040" w:hanging="360"/>
+      </w:pPr>
+    </w:lvl>
+    <w:lvl w:ilvl="7" w:tplc="04100019" w:tentative="1">
+      <w:start w:val="1"/>
+      <w:numFmt w:val="lowerLetter"/>
+      <w:lvlText w:val="%8."/>
+      <w:lvlJc w:val="left"/>
+      <w:pPr>
+        <w:ind w:left="5760" w:hanging="360"/>
+      </w:pPr>
+    </w:lvl>
+    <w:lvl w:ilvl="8" w:tplc="0410001B" w:tentative="1">
+      <w:start w:val="1"/>
+      <w:numFmt w:val="lowerRoman"/>
+      <w:lvlText w:val="%9."/>
+      <w:lvlJc w:val="right"/>
+      <w:pPr>
+        <w:ind w:left="6480" w:hanging="180"/>
+      </w:pPr>
+    </w:lvl>
+  </w:abstractNum>
+  <w:abstractNum w:abstractNumId="13" w15:restartNumberingAfterBreak="0">
     <w:nsid w:val="5ABE6FEC"/>
     <w:multiLevelType w:val="hybridMultilevel"/>
     <w:tmpl w:val="2EC0C8C4"/>
@@ -4485,7 +5385,96 @@
       </w:rPr>
     </w:lvl>
   </w:abstractNum>
-  <w:abstractNum w:abstractNumId="12" w15:restartNumberingAfterBreak="0">
+  <w:abstractNum w:abstractNumId="14" w15:restartNumberingAfterBreak="0">
+    <w:nsid w:val="5FA9165E"/>
+    <w:multiLevelType w:val="hybridMultilevel"/>
+    <w:tmpl w:val="0C963C72"/>
+    <w:lvl w:ilvl="0" w:tplc="08090011">
+      <w:start w:val="1"/>
+      <w:numFmt w:val="decimal"/>
+      <w:lvlText w:val="%1)"/>
+      <w:lvlJc w:val="left"/>
+      <w:pPr>
+        <w:ind w:left="360" w:hanging="360"/>
+      </w:pPr>
+      <w:rPr>
+        <w:rFonts w:hint="default"/>
+      </w:rPr>
+    </w:lvl>
+    <w:lvl w:ilvl="1" w:tplc="08090019">
+      <w:start w:val="1"/>
+      <w:numFmt w:val="lowerLetter"/>
+      <w:lvlText w:val="%2."/>
+      <w:lvlJc w:val="left"/>
+      <w:pPr>
+        <w:ind w:left="1080" w:hanging="360"/>
+      </w:pPr>
+    </w:lvl>
+    <w:lvl w:ilvl="2" w:tplc="0809001B" w:tentative="1">
+      <w:start w:val="1"/>
+      <w:numFmt w:val="lowerRoman"/>
+      <w:lvlText w:val="%3."/>
+      <w:lvlJc w:val="right"/>
+      <w:pPr>
+        <w:ind w:left="1800" w:hanging="180"/>
+      </w:pPr>
+    </w:lvl>
+    <w:lvl w:ilvl="3" w:tplc="0809000F" w:tentative="1">
+      <w:start w:val="1"/>
+      <w:numFmt w:val="decimal"/>
+      <w:lvlText w:val="%4."/>
+      <w:lvlJc w:val="left"/>
+      <w:pPr>
+        <w:ind w:left="2520" w:hanging="360"/>
+      </w:pPr>
+    </w:lvl>
+    <w:lvl w:ilvl="4" w:tplc="08090019" w:tentative="1">
+      <w:start w:val="1"/>
+      <w:numFmt w:val="lowerLetter"/>
+      <w:lvlText w:val="%5."/>
+      <w:lvlJc w:val="left"/>
+      <w:pPr>
+        <w:ind w:left="3240" w:hanging="360"/>
+      </w:pPr>
+    </w:lvl>
+    <w:lvl w:ilvl="5" w:tplc="0809001B" w:tentative="1">
+      <w:start w:val="1"/>
+      <w:numFmt w:val="lowerRoman"/>
+      <w:lvlText w:val="%6."/>
+      <w:lvlJc w:val="right"/>
+      <w:pPr>
+        <w:ind w:left="3960" w:hanging="180"/>
+      </w:pPr>
+    </w:lvl>
+    <w:lvl w:ilvl="6" w:tplc="0809000F" w:tentative="1">
+      <w:start w:val="1"/>
+      <w:numFmt w:val="decimal"/>
+      <w:lvlText w:val="%7."/>
+      <w:lvlJc w:val="left"/>
+      <w:pPr>
+        <w:ind w:left="4680" w:hanging="360"/>
+      </w:pPr>
+    </w:lvl>
+    <w:lvl w:ilvl="7" w:tplc="08090019" w:tentative="1">
+      <w:start w:val="1"/>
+      <w:numFmt w:val="lowerLetter"/>
+      <w:lvlText w:val="%8."/>
+      <w:lvlJc w:val="left"/>
+      <w:pPr>
+        <w:ind w:left="5400" w:hanging="360"/>
+      </w:pPr>
+    </w:lvl>
+    <w:lvl w:ilvl="8" w:tplc="0809001B" w:tentative="1">
+      <w:start w:val="1"/>
+      <w:numFmt w:val="lowerRoman"/>
+      <w:lvlText w:val="%9."/>
+      <w:lvlJc w:val="right"/>
+      <w:pPr>
+        <w:ind w:left="6120" w:hanging="180"/>
+      </w:pPr>
+    </w:lvl>
+  </w:abstractNum>
+  <w:abstractNum w:abstractNumId="15" w15:restartNumberingAfterBreak="0">
     <w:nsid w:val="6A174F08"/>
     <w:multiLevelType w:val="hybridMultilevel"/>
     <w:tmpl w:val="87984E70"/>
@@ -4598,7 +5587,7 @@
       </w:rPr>
     </w:lvl>
   </w:abstractNum>
-  <w:abstractNum w:abstractNumId="13" w15:restartNumberingAfterBreak="0">
+  <w:abstractNum w:abstractNumId="16" w15:restartNumberingAfterBreak="0">
     <w:nsid w:val="6D274426"/>
     <w:multiLevelType w:val="hybridMultilevel"/>
     <w:tmpl w:val="56185C8A"/>
@@ -4711,7 +5700,96 @@
       </w:rPr>
     </w:lvl>
   </w:abstractNum>
-  <w:abstractNum w:abstractNumId="14" w15:restartNumberingAfterBreak="0">
+  <w:abstractNum w:abstractNumId="17" w15:restartNumberingAfterBreak="0">
+    <w:nsid w:val="70D01CAE"/>
+    <w:multiLevelType w:val="hybridMultilevel"/>
+    <w:tmpl w:val="46F80B34"/>
+    <w:lvl w:ilvl="0" w:tplc="0410000F">
+      <w:start w:val="1"/>
+      <w:numFmt w:val="decimal"/>
+      <w:lvlText w:val="%1."/>
+      <w:lvlJc w:val="left"/>
+      <w:pPr>
+        <w:ind w:left="720" w:hanging="360"/>
+      </w:pPr>
+      <w:rPr>
+        <w:rFonts w:hint="default"/>
+      </w:rPr>
+    </w:lvl>
+    <w:lvl w:ilvl="1" w:tplc="04100019">
+      <w:start w:val="1"/>
+      <w:numFmt w:val="lowerLetter"/>
+      <w:lvlText w:val="%2."/>
+      <w:lvlJc w:val="left"/>
+      <w:pPr>
+        <w:ind w:left="1440" w:hanging="360"/>
+      </w:pPr>
+    </w:lvl>
+    <w:lvl w:ilvl="2" w:tplc="0410001B" w:tentative="1">
+      <w:start w:val="1"/>
+      <w:numFmt w:val="lowerRoman"/>
+      <w:lvlText w:val="%3."/>
+      <w:lvlJc w:val="right"/>
+      <w:pPr>
+        <w:ind w:left="2160" w:hanging="180"/>
+      </w:pPr>
+    </w:lvl>
+    <w:lvl w:ilvl="3" w:tplc="0410000F" w:tentative="1">
+      <w:start w:val="1"/>
+      <w:numFmt w:val="decimal"/>
+      <w:lvlText w:val="%4."/>
+      <w:lvlJc w:val="left"/>
+      <w:pPr>
+        <w:ind w:left="2880" w:hanging="360"/>
+      </w:pPr>
+    </w:lvl>
+    <w:lvl w:ilvl="4" w:tplc="04100019" w:tentative="1">
+      <w:start w:val="1"/>
+      <w:numFmt w:val="lowerLetter"/>
+      <w:lvlText w:val="%5."/>
+      <w:lvlJc w:val="left"/>
+      <w:pPr>
+        <w:ind w:left="3600" w:hanging="360"/>
+      </w:pPr>
+    </w:lvl>
+    <w:lvl w:ilvl="5" w:tplc="0410001B" w:tentative="1">
+      <w:start w:val="1"/>
+      <w:numFmt w:val="lowerRoman"/>
+      <w:lvlText w:val="%6."/>
+      <w:lvlJc w:val="right"/>
+      <w:pPr>
+        <w:ind w:left="4320" w:hanging="180"/>
+      </w:pPr>
+    </w:lvl>
+    <w:lvl w:ilvl="6" w:tplc="0410000F" w:tentative="1">
+      <w:start w:val="1"/>
+      <w:numFmt w:val="decimal"/>
+      <w:lvlText w:val="%7."/>
+      <w:lvlJc w:val="left"/>
+      <w:pPr>
+        <w:ind w:left="5040" w:hanging="360"/>
+      </w:pPr>
+    </w:lvl>
+    <w:lvl w:ilvl="7" w:tplc="04100019" w:tentative="1">
+      <w:start w:val="1"/>
+      <w:numFmt w:val="lowerLetter"/>
+      <w:lvlText w:val="%8."/>
+      <w:lvlJc w:val="left"/>
+      <w:pPr>
+        <w:ind w:left="5760" w:hanging="360"/>
+      </w:pPr>
+    </w:lvl>
+    <w:lvl w:ilvl="8" w:tplc="0410001B" w:tentative="1">
+      <w:start w:val="1"/>
+      <w:numFmt w:val="lowerRoman"/>
+      <w:lvlText w:val="%9."/>
+      <w:lvlJc w:val="right"/>
+      <w:pPr>
+        <w:ind w:left="6480" w:hanging="180"/>
+      </w:pPr>
+    </w:lvl>
+  </w:abstractNum>
+  <w:abstractNum w:abstractNumId="18" w15:restartNumberingAfterBreak="0">
     <w:nsid w:val="71757005"/>
     <w:multiLevelType w:val="hybridMultilevel"/>
     <w:tmpl w:val="9D5C771C"/>
@@ -4823,50 +5901,294 @@
       </w:rPr>
     </w:lvl>
   </w:abstractNum>
+  <w:abstractNum w:abstractNumId="19" w15:restartNumberingAfterBreak="0">
+    <w:nsid w:val="792F64C6"/>
+    <w:multiLevelType w:val="hybridMultilevel"/>
+    <w:tmpl w:val="5544AAF6"/>
+    <w:lvl w:ilvl="0" w:tplc="960CD468">
+      <w:start w:val="1"/>
+      <w:numFmt w:val="bullet"/>
+      <w:lvlText w:val="-"/>
+      <w:lvlJc w:val="left"/>
+      <w:pPr>
+        <w:ind w:left="720" w:hanging="360"/>
+      </w:pPr>
+      <w:rPr>
+        <w:rFonts w:ascii="Aptos" w:eastAsiaTheme="minorHAnsi" w:hAnsi="Aptos" w:cstheme="minorBidi" w:hint="default"/>
+      </w:rPr>
+    </w:lvl>
+    <w:lvl w:ilvl="1" w:tplc="04100003">
+      <w:start w:val="1"/>
+      <w:numFmt w:val="bullet"/>
+      <w:lvlText w:val="o"/>
+      <w:lvlJc w:val="left"/>
+      <w:pPr>
+        <w:ind w:left="1440" w:hanging="360"/>
+      </w:pPr>
+      <w:rPr>
+        <w:rFonts w:ascii="Courier New" w:hAnsi="Courier New" w:cs="Courier New" w:hint="default"/>
+      </w:rPr>
+    </w:lvl>
+    <w:lvl w:ilvl="2" w:tplc="04100005" w:tentative="1">
+      <w:start w:val="1"/>
+      <w:numFmt w:val="bullet"/>
+      <w:lvlText w:val=""/>
+      <w:lvlJc w:val="left"/>
+      <w:pPr>
+        <w:ind w:left="2160" w:hanging="360"/>
+      </w:pPr>
+      <w:rPr>
+        <w:rFonts w:ascii="Wingdings" w:hAnsi="Wingdings" w:hint="default"/>
+      </w:rPr>
+    </w:lvl>
+    <w:lvl w:ilvl="3" w:tplc="04100001" w:tentative="1">
+      <w:start w:val="1"/>
+      <w:numFmt w:val="bullet"/>
+      <w:lvlText w:val=""/>
+      <w:lvlJc w:val="left"/>
+      <w:pPr>
+        <w:ind w:left="2880" w:hanging="360"/>
+      </w:pPr>
+      <w:rPr>
+        <w:rFonts w:ascii="Symbol" w:hAnsi="Symbol" w:hint="default"/>
+      </w:rPr>
+    </w:lvl>
+    <w:lvl w:ilvl="4" w:tplc="04100003" w:tentative="1">
+      <w:start w:val="1"/>
+      <w:numFmt w:val="bullet"/>
+      <w:lvlText w:val="o"/>
+      <w:lvlJc w:val="left"/>
+      <w:pPr>
+        <w:ind w:left="3600" w:hanging="360"/>
+      </w:pPr>
+      <w:rPr>
+        <w:rFonts w:ascii="Courier New" w:hAnsi="Courier New" w:cs="Courier New" w:hint="default"/>
+      </w:rPr>
+    </w:lvl>
+    <w:lvl w:ilvl="5" w:tplc="04100005" w:tentative="1">
+      <w:start w:val="1"/>
+      <w:numFmt w:val="bullet"/>
+      <w:lvlText w:val=""/>
+      <w:lvlJc w:val="left"/>
+      <w:pPr>
+        <w:ind w:left="4320" w:hanging="360"/>
+      </w:pPr>
+      <w:rPr>
+        <w:rFonts w:ascii="Wingdings" w:hAnsi="Wingdings" w:hint="default"/>
+      </w:rPr>
+    </w:lvl>
+    <w:lvl w:ilvl="6" w:tplc="04100001" w:tentative="1">
+      <w:start w:val="1"/>
+      <w:numFmt w:val="bullet"/>
+      <w:lvlText w:val=""/>
+      <w:lvlJc w:val="left"/>
+      <w:pPr>
+        <w:ind w:left="5040" w:hanging="360"/>
+      </w:pPr>
+      <w:rPr>
+        <w:rFonts w:ascii="Symbol" w:hAnsi="Symbol" w:hint="default"/>
+      </w:rPr>
+    </w:lvl>
+    <w:lvl w:ilvl="7" w:tplc="04100003" w:tentative="1">
+      <w:start w:val="1"/>
+      <w:numFmt w:val="bullet"/>
+      <w:lvlText w:val="o"/>
+      <w:lvlJc w:val="left"/>
+      <w:pPr>
+        <w:ind w:left="5760" w:hanging="360"/>
+      </w:pPr>
+      <w:rPr>
+        <w:rFonts w:ascii="Courier New" w:hAnsi="Courier New" w:cs="Courier New" w:hint="default"/>
+      </w:rPr>
+    </w:lvl>
+    <w:lvl w:ilvl="8" w:tplc="04100005" w:tentative="1">
+      <w:start w:val="1"/>
+      <w:numFmt w:val="bullet"/>
+      <w:lvlText w:val=""/>
+      <w:lvlJc w:val="left"/>
+      <w:pPr>
+        <w:ind w:left="6480" w:hanging="360"/>
+      </w:pPr>
+      <w:rPr>
+        <w:rFonts w:ascii="Wingdings" w:hAnsi="Wingdings" w:hint="default"/>
+      </w:rPr>
+    </w:lvl>
+  </w:abstractNum>
+  <w:abstractNum w:abstractNumId="20" w15:restartNumberingAfterBreak="0">
+    <w:nsid w:val="7ED57B9B"/>
+    <w:multiLevelType w:val="hybridMultilevel"/>
+    <w:tmpl w:val="C1BCF92A"/>
+    <w:lvl w:ilvl="0" w:tplc="DCA65720">
+      <w:start w:val="1"/>
+      <w:numFmt w:val="bullet"/>
+      <w:lvlText w:val="-"/>
+      <w:lvlJc w:val="left"/>
+      <w:pPr>
+        <w:ind w:left="1080" w:hanging="360"/>
+      </w:pPr>
+      <w:rPr>
+        <w:rFonts w:ascii="Aptos" w:eastAsiaTheme="minorHAnsi" w:hAnsi="Aptos" w:cstheme="minorBidi" w:hint="default"/>
+      </w:rPr>
+    </w:lvl>
+    <w:lvl w:ilvl="1" w:tplc="04100003" w:tentative="1">
+      <w:start w:val="1"/>
+      <w:numFmt w:val="bullet"/>
+      <w:lvlText w:val="o"/>
+      <w:lvlJc w:val="left"/>
+      <w:pPr>
+        <w:ind w:left="1800" w:hanging="360"/>
+      </w:pPr>
+      <w:rPr>
+        <w:rFonts w:ascii="Courier New" w:hAnsi="Courier New" w:cs="Courier New" w:hint="default"/>
+      </w:rPr>
+    </w:lvl>
+    <w:lvl w:ilvl="2" w:tplc="04100005" w:tentative="1">
+      <w:start w:val="1"/>
+      <w:numFmt w:val="bullet"/>
+      <w:lvlText w:val=""/>
+      <w:lvlJc w:val="left"/>
+      <w:pPr>
+        <w:ind w:left="2520" w:hanging="360"/>
+      </w:pPr>
+      <w:rPr>
+        <w:rFonts w:ascii="Wingdings" w:hAnsi="Wingdings" w:hint="default"/>
+      </w:rPr>
+    </w:lvl>
+    <w:lvl w:ilvl="3" w:tplc="04100001" w:tentative="1">
+      <w:start w:val="1"/>
+      <w:numFmt w:val="bullet"/>
+      <w:lvlText w:val=""/>
+      <w:lvlJc w:val="left"/>
+      <w:pPr>
+        <w:ind w:left="3240" w:hanging="360"/>
+      </w:pPr>
+      <w:rPr>
+        <w:rFonts w:ascii="Symbol" w:hAnsi="Symbol" w:hint="default"/>
+      </w:rPr>
+    </w:lvl>
+    <w:lvl w:ilvl="4" w:tplc="04100003" w:tentative="1">
+      <w:start w:val="1"/>
+      <w:numFmt w:val="bullet"/>
+      <w:lvlText w:val="o"/>
+      <w:lvlJc w:val="left"/>
+      <w:pPr>
+        <w:ind w:left="3960" w:hanging="360"/>
+      </w:pPr>
+      <w:rPr>
+        <w:rFonts w:ascii="Courier New" w:hAnsi="Courier New" w:cs="Courier New" w:hint="default"/>
+      </w:rPr>
+    </w:lvl>
+    <w:lvl w:ilvl="5" w:tplc="04100005" w:tentative="1">
+      <w:start w:val="1"/>
+      <w:numFmt w:val="bullet"/>
+      <w:lvlText w:val=""/>
+      <w:lvlJc w:val="left"/>
+      <w:pPr>
+        <w:ind w:left="4680" w:hanging="360"/>
+      </w:pPr>
+      <w:rPr>
+        <w:rFonts w:ascii="Wingdings" w:hAnsi="Wingdings" w:hint="default"/>
+      </w:rPr>
+    </w:lvl>
+    <w:lvl w:ilvl="6" w:tplc="04100001" w:tentative="1">
+      <w:start w:val="1"/>
+      <w:numFmt w:val="bullet"/>
+      <w:lvlText w:val=""/>
+      <w:lvlJc w:val="left"/>
+      <w:pPr>
+        <w:ind w:left="5400" w:hanging="360"/>
+      </w:pPr>
+      <w:rPr>
+        <w:rFonts w:ascii="Symbol" w:hAnsi="Symbol" w:hint="default"/>
+      </w:rPr>
+    </w:lvl>
+    <w:lvl w:ilvl="7" w:tplc="04100003" w:tentative="1">
+      <w:start w:val="1"/>
+      <w:numFmt w:val="bullet"/>
+      <w:lvlText w:val="o"/>
+      <w:lvlJc w:val="left"/>
+      <w:pPr>
+        <w:ind w:left="6120" w:hanging="360"/>
+      </w:pPr>
+      <w:rPr>
+        <w:rFonts w:ascii="Courier New" w:hAnsi="Courier New" w:cs="Courier New" w:hint="default"/>
+      </w:rPr>
+    </w:lvl>
+    <w:lvl w:ilvl="8" w:tplc="04100005" w:tentative="1">
+      <w:start w:val="1"/>
+      <w:numFmt w:val="bullet"/>
+      <w:lvlText w:val=""/>
+      <w:lvlJc w:val="left"/>
+      <w:pPr>
+        <w:ind w:left="6840" w:hanging="360"/>
+      </w:pPr>
+      <w:rPr>
+        <w:rFonts w:ascii="Wingdings" w:hAnsi="Wingdings" w:hint="default"/>
+      </w:rPr>
+    </w:lvl>
+  </w:abstractNum>
   <w:num w:numId="1" w16cid:durableId="1863277702">
-    <w:abstractNumId w:val="8"/>
+    <w:abstractNumId w:val="9"/>
   </w:num>
   <w:num w:numId="2" w16cid:durableId="590034">
     <w:abstractNumId w:val="1"/>
   </w:num>
   <w:num w:numId="3" w16cid:durableId="344748459">
-    <w:abstractNumId w:val="3"/>
+    <w:abstractNumId w:val="4"/>
   </w:num>
   <w:num w:numId="4" w16cid:durableId="1361322333">
-    <w:abstractNumId w:val="4"/>
+    <w:abstractNumId w:val="5"/>
   </w:num>
   <w:num w:numId="5" w16cid:durableId="1623000104">
-    <w:abstractNumId w:val="7"/>
+    <w:abstractNumId w:val="8"/>
   </w:num>
   <w:num w:numId="6" w16cid:durableId="332949520">
-    <w:abstractNumId w:val="13"/>
+    <w:abstractNumId w:val="16"/>
   </w:num>
   <w:num w:numId="7" w16cid:durableId="26638560">
     <w:abstractNumId w:val="0"/>
   </w:num>
   <w:num w:numId="8" w16cid:durableId="1199780420">
-    <w:abstractNumId w:val="5"/>
+    <w:abstractNumId w:val="6"/>
   </w:num>
   <w:num w:numId="9" w16cid:durableId="1688018542">
-    <w:abstractNumId w:val="6"/>
+    <w:abstractNumId w:val="7"/>
   </w:num>
   <w:num w:numId="10" w16cid:durableId="364991151">
-    <w:abstractNumId w:val="10"/>
+    <w:abstractNumId w:val="11"/>
   </w:num>
   <w:num w:numId="11" w16cid:durableId="895431951">
-    <w:abstractNumId w:val="12"/>
+    <w:abstractNumId w:val="15"/>
   </w:num>
   <w:num w:numId="12" w16cid:durableId="134807641">
-    <w:abstractNumId w:val="11"/>
+    <w:abstractNumId w:val="13"/>
   </w:num>
   <w:num w:numId="13" w16cid:durableId="1962883415">
-    <w:abstractNumId w:val="14"/>
+    <w:abstractNumId w:val="18"/>
   </w:num>
   <w:num w:numId="14" w16cid:durableId="2135827732">
-    <w:abstractNumId w:val="9"/>
+    <w:abstractNumId w:val="10"/>
   </w:num>
   <w:num w:numId="15" w16cid:durableId="1955864328">
     <w:abstractNumId w:val="2"/>
+  </w:num>
+  <w:num w:numId="16" w16cid:durableId="440881154">
+    <w:abstractNumId w:val="14"/>
+  </w:num>
+  <w:num w:numId="17" w16cid:durableId="5138730">
+    <w:abstractNumId w:val="12"/>
+  </w:num>
+  <w:num w:numId="18" w16cid:durableId="236479261">
+    <w:abstractNumId w:val="17"/>
+  </w:num>
+  <w:num w:numId="19" w16cid:durableId="737940286">
+    <w:abstractNumId w:val="20"/>
+  </w:num>
+  <w:num w:numId="20" w16cid:durableId="836188377">
+    <w:abstractNumId w:val="3"/>
+  </w:num>
+  <w:num w:numId="21" w16cid:durableId="500856361">
+    <w:abstractNumId w:val="19"/>
   </w:num>
 </w:numbering>
 </file>
